--- a/Template.docx
+++ b/Template.docx
@@ -74,7 +74,7 @@
           <w:rFonts w:ascii="TH SarabunPSK" w:hAnsi="TH SarabunPSK" w:cs="TH SarabunPSK"/>
           <w:b/>
           <w:bCs/>
-          <w:u w:val="dotted"/>
+          <w:color w:val="000000" w:themeColor="text1"/>
         </w:rPr>
       </w:pPr>
       <w:r>
@@ -82,6 +82,7 @@
           <w:rFonts w:ascii="TH SarabunPSK" w:hAnsi="TH SarabunPSK" w:cs="TH SarabunPSK" w:hint="cs"/>
           <w:b/>
           <w:bCs/>
+          <w:color w:val="000000" w:themeColor="text1"/>
           <w:cs/>
         </w:rPr>
         <w:t>ประเภทวิชา</w:t>
@@ -89,59 +90,93 @@
       <w:r>
         <w:rPr>
           <w:rFonts w:ascii="TH SarabunPSK" w:hAnsi="TH SarabunPSK" w:cs="TH SarabunPSK" w:hint="cs"/>
-          <w:u w:val="dotted"/>
-        </w:rPr>
-        <w:t xml:space="preserve">                                 </w:t>
+          <w:color w:val="000000" w:themeColor="text1"/>
+        </w:rPr>
+        <w:t>{</w:t>
+      </w:r>
+      <w:proofErr w:type="spellStart"/>
+      <w:r>
+        <w:rPr>
+          <w:rFonts w:ascii="TH SarabunPSK" w:hAnsi="TH SarabunPSK" w:cs="TH SarabunPSK" w:hint="cs"/>
+          <w:color w:val="000000" w:themeColor="text1"/>
+        </w:rPr>
+        <w:t>vocationType</w:t>
+      </w:r>
+      <w:proofErr w:type="spellEnd"/>
+      <w:r>
+        <w:rPr>
+          <w:rFonts w:ascii="TH SarabunPSK" w:hAnsi="TH SarabunPSK" w:cs="TH SarabunPSK" w:hint="cs"/>
+          <w:color w:val="000000" w:themeColor="text1"/>
+        </w:rPr>
+        <w:t>}</w:t>
+      </w:r>
+      <w:r>
+        <w:rPr>
+          <w:rFonts w:ascii="TH SarabunPSK" w:hAnsi="TH SarabunPSK" w:cs="TH SarabunPSK" w:hint="cs"/>
+          <w:color w:val="000000" w:themeColor="text1"/>
+          <w:cs/>
+        </w:rPr>
+        <w:t xml:space="preserve"> </w:t>
       </w:r>
       <w:r>
         <w:rPr>
           <w:rFonts w:ascii="TH SarabunPSK" w:hAnsi="TH SarabunPSK" w:cs="TH SarabunPSK" w:hint="cs"/>
           <w:b/>
           <w:bCs/>
+          <w:color w:val="000000" w:themeColor="text1"/>
           <w:cs/>
         </w:rPr>
         <w:t>กลุ่มอาชีพ</w:t>
-      </w:r>
-      <w:r>
-        <w:rPr>
-          <w:rFonts w:ascii="TH SarabunPSK" w:hAnsi="TH SarabunPSK" w:cs="TH SarabunPSK" w:hint="cs"/>
-          <w:cs/>
-        </w:rPr>
-        <w:t xml:space="preserve"> </w:t>
-      </w:r>
-      <w:r>
-        <w:rPr>
-          <w:rFonts w:ascii="TH SarabunPSK" w:hAnsi="TH SarabunPSK" w:cs="TH SarabunPSK" w:hint="cs"/>
-          <w:u w:val="dotted"/>
-        </w:rPr>
-        <w:tab/>
-      </w:r>
-      <w:r>
-        <w:rPr>
-          <w:rFonts w:ascii="TH SarabunPSK" w:hAnsi="TH SarabunPSK" w:cs="TH SarabunPSK" w:hint="cs"/>
-          <w:u w:val="dotted"/>
-        </w:rPr>
-        <w:tab/>
-      </w:r>
-      <w:r>
-        <w:rPr>
-          <w:rFonts w:ascii="TH SarabunPSK" w:hAnsi="TH SarabunPSK" w:cs="TH SarabunPSK"/>
-          <w:u w:val="dotted"/>
-        </w:rPr>
-        <w:t xml:space="preserve">         </w:t>
-      </w:r>
-      <w:r>
-        <w:rPr>
-          <w:rFonts w:ascii="TH SarabunPSK" w:hAnsi="TH SarabunPSK" w:cs="TH SarabunPSK" w:hint="cs"/>
-          <w:u w:val="dotted"/>
-        </w:rPr>
-        <w:tab/>
       </w:r>
       <w:r>
         <w:rPr>
           <w:rFonts w:ascii="TH SarabunPSK" w:hAnsi="TH SarabunPSK" w:cs="TH SarabunPSK" w:hint="cs"/>
           <w:b/>
           <w:bCs/>
+          <w:color w:val="000000" w:themeColor="text1"/>
+          <w:cs/>
+        </w:rPr>
+        <w:t xml:space="preserve"> </w:t>
+      </w:r>
+      <w:r>
+        <w:rPr>
+          <w:rFonts w:ascii="TH SarabunPSK" w:hAnsi="TH SarabunPSK" w:cs="TH SarabunPSK" w:hint="cs"/>
+          <w:color w:val="000000" w:themeColor="text1"/>
+        </w:rPr>
+        <w:t>{</w:t>
+      </w:r>
+      <w:proofErr w:type="spellStart"/>
+      <w:r>
+        <w:rPr>
+          <w:rFonts w:ascii="TH SarabunPSK" w:hAnsi="TH SarabunPSK" w:cs="TH SarabunPSK" w:hint="cs"/>
+          <w:color w:val="000000" w:themeColor="text1"/>
+        </w:rPr>
+        <w:t>occupationGroup</w:t>
+      </w:r>
+      <w:proofErr w:type="spellEnd"/>
+      <w:r>
+        <w:rPr>
+          <w:rFonts w:ascii="TH SarabunPSK" w:hAnsi="TH SarabunPSK" w:cs="TH SarabunPSK" w:hint="cs"/>
+          <w:color w:val="000000" w:themeColor="text1"/>
+        </w:rPr>
+        <w:t>}</w:t>
+      </w:r>
+      <w:r>
+        <w:rPr>
+          <w:rFonts w:ascii="TH SarabunPSK" w:hAnsi="TH SarabunPSK" w:cs="TH SarabunPSK" w:hint="cs"/>
+          <w:color w:val="000000" w:themeColor="text1"/>
+          <w:sz w:val="20"/>
+          <w:szCs w:val="20"/>
+          <w:cs/>
+        </w:rPr>
+        <w:t xml:space="preserve"> </w:t>
+      </w:r>
+      <w:r>
+        <w:rPr>
+          <w:rFonts w:ascii="TH SarabunPSK" w:hAnsi="TH SarabunPSK" w:cs="TH SarabunPSK" w:hint="cs"/>
+          <w:b/>
+          <w:bCs/>
+          <w:color w:val="000000" w:themeColor="text1"/>
           <w:cs/>
         </w:rPr>
         <w:t>สาขาวิชา</w:t>
@@ -149,6 +184,9 @@
       <w:r>
         <w:rPr>
           <w:rFonts w:ascii="TH SarabunPSK" w:hAnsi="TH SarabunPSK" w:cs="TH SarabunPSK" w:hint="cs"/>
+          <w:b/>
+          <w:bCs/>
+          <w:color w:val="000000" w:themeColor="text1"/>
           <w:cs/>
         </w:rPr>
         <w:t xml:space="preserve"> </w:t>
@@ -156,26 +194,11 @@
       <w:r>
         <w:rPr>
           <w:rFonts w:ascii="TH SarabunPSK" w:hAnsi="TH SarabunPSK" w:cs="TH SarabunPSK" w:hint="cs"/>
-          <w:u w:val="dotted"/>
-        </w:rPr>
-        <w:tab/>
-        <w:t xml:space="preserve">               </w:t>
-      </w:r>
-      <w:r>
-        <w:rPr>
-          <w:rFonts w:ascii="TH SarabunPSK" w:hAnsi="TH SarabunPSK" w:cs="TH SarabunPSK" w:hint="cs"/>
-          <w:u w:val="dotted"/>
-        </w:rPr>
-        <w:tab/>
-      </w:r>
-      <w:r>
-        <w:rPr>
-          <w:rFonts w:ascii="TH SarabunPSK" w:hAnsi="TH SarabunPSK" w:cs="TH SarabunPSK" w:hint="cs"/>
-          <w:color w:val="FFFFFF" w:themeColor="background1"/>
-          <w:u w:val="dotted"/>
-          <w:cs/>
-        </w:rPr>
-        <w:t>.</w:t>
+          <w:b/>
+          <w:bCs/>
+          <w:color w:val="000000" w:themeColor="text1"/>
+        </w:rPr>
+        <w:t>{department}</w:t>
       </w:r>
     </w:p>
     <w:p>
@@ -185,7 +208,7 @@
           <w:rFonts w:ascii="TH SarabunPSK" w:hAnsi="TH SarabunPSK" w:cs="TH SarabunPSK"/>
           <w:b/>
           <w:bCs/>
-          <w:u w:val="dotted"/>
+          <w:color w:val="000000" w:themeColor="text1"/>
         </w:rPr>
       </w:pPr>
       <w:r>
@@ -193,36 +216,60 @@
           <w:rFonts w:ascii="TH SarabunPSK" w:hAnsi="TH SarabunPSK" w:cs="TH SarabunPSK" w:hint="cs"/>
           <w:b/>
           <w:bCs/>
+          <w:color w:val="000000" w:themeColor="text1"/>
           <w:cs/>
         </w:rPr>
         <w:t>รหัส</w:t>
-      </w:r>
-      <w:r>
-        <w:rPr>
-          <w:rFonts w:ascii="TH SarabunPSK" w:hAnsi="TH SarabunPSK" w:cs="TH SarabunPSK" w:hint="cs"/>
-          <w:u w:val="dotted"/>
-        </w:rPr>
-        <w:t xml:space="preserve">   </w:t>
-      </w:r>
-      <w:r>
-        <w:rPr>
-          <w:rFonts w:ascii="TH SarabunPSK" w:hAnsi="TH SarabunPSK" w:cs="TH SarabunPSK"/>
-          <w:u w:val="dotted"/>
-        </w:rPr>
-        <w:t xml:space="preserve">         </w:t>
-      </w:r>
-      <w:r>
-        <w:rPr>
-          <w:rFonts w:ascii="TH SarabunPSK" w:hAnsi="TH SarabunPSK" w:cs="TH SarabunPSK" w:hint="cs"/>
-          <w:u w:val="dotted"/>
-        </w:rPr>
-        <w:t xml:space="preserve">    </w:t>
       </w:r>
       <w:r>
         <w:rPr>
           <w:rFonts w:ascii="TH SarabunPSK" w:hAnsi="TH SarabunPSK" w:cs="TH SarabunPSK" w:hint="cs"/>
           <w:b/>
           <w:bCs/>
+          <w:color w:val="000000" w:themeColor="text1"/>
+          <w:cs/>
+        </w:rPr>
+        <w:t xml:space="preserve"> </w:t>
+      </w:r>
+      <w:r>
+        <w:rPr>
+          <w:rFonts w:ascii="TH SarabunPSK" w:hAnsi="TH SarabunPSK" w:cs="TH SarabunPSK" w:hint="cs"/>
+          <w:color w:val="000000" w:themeColor="text1"/>
+        </w:rPr>
+        <w:t>{</w:t>
+      </w:r>
+      <w:proofErr w:type="spellStart"/>
+      <w:r>
+        <w:rPr>
+          <w:rFonts w:ascii="TH SarabunPSK" w:hAnsi="TH SarabunPSK" w:cs="TH SarabunPSK" w:hint="cs"/>
+          <w:color w:val="000000" w:themeColor="text1"/>
+        </w:rPr>
+        <w:t>courseCode</w:t>
+      </w:r>
+      <w:proofErr w:type="spellEnd"/>
+      <w:r>
+        <w:rPr>
+          <w:rFonts w:ascii="TH SarabunPSK" w:hAnsi="TH SarabunPSK" w:cs="TH SarabunPSK" w:hint="cs"/>
+          <w:color w:val="000000" w:themeColor="text1"/>
+        </w:rPr>
+        <w:t>}</w:t>
+      </w:r>
+      <w:r>
+        <w:rPr>
+          <w:rFonts w:ascii="TH SarabunPSK" w:hAnsi="TH SarabunPSK" w:cs="TH SarabunPSK" w:hint="cs"/>
+          <w:color w:val="000000" w:themeColor="text1"/>
+          <w:sz w:val="20"/>
+          <w:szCs w:val="20"/>
+          <w:cs/>
+        </w:rPr>
+        <w:t xml:space="preserve"> </w:t>
+      </w:r>
+      <w:r>
+        <w:rPr>
+          <w:rFonts w:ascii="TH SarabunPSK" w:hAnsi="TH SarabunPSK" w:cs="TH SarabunPSK" w:hint="cs"/>
+          <w:b/>
+          <w:bCs/>
+          <w:color w:val="000000" w:themeColor="text1"/>
           <w:cs/>
         </w:rPr>
         <w:t>ชื่อวิชา</w:t>
@@ -230,6 +277,9 @@
       <w:r>
         <w:rPr>
           <w:rFonts w:ascii="TH SarabunPSK" w:hAnsi="TH SarabunPSK" w:cs="TH SarabunPSK" w:hint="cs"/>
+          <w:b/>
+          <w:bCs/>
+          <w:color w:val="000000" w:themeColor="text1"/>
           <w:cs/>
         </w:rPr>
         <w:t xml:space="preserve"> </w:t>
@@ -237,68 +287,25 @@
       <w:r>
         <w:rPr>
           <w:rFonts w:ascii="TH SarabunPSK" w:hAnsi="TH SarabunPSK" w:cs="TH SarabunPSK" w:hint="cs"/>
-          <w:u w:val="dotted"/>
-        </w:rPr>
-        <w:tab/>
-      </w:r>
-      <w:r>
-        <w:rPr>
-          <w:rFonts w:ascii="TH SarabunPSK" w:hAnsi="TH SarabunPSK" w:cs="TH SarabunPSK"/>
-          <w:u w:val="dotted"/>
-        </w:rPr>
-        <w:t xml:space="preserve"> </w:t>
-      </w:r>
-      <w:r>
-        <w:rPr>
-          <w:rFonts w:ascii="TH SarabunPSK" w:hAnsi="TH SarabunPSK" w:cs="TH SarabunPSK" w:hint="cs"/>
-          <w:u w:val="dotted"/>
-        </w:rPr>
-        <w:tab/>
-        <w:t xml:space="preserve">               </w:t>
-      </w:r>
-      <w:r>
-        <w:rPr>
-          <w:rFonts w:ascii="TH SarabunPSK" w:hAnsi="TH SarabunPSK" w:cs="TH SarabunPSK" w:hint="cs"/>
-          <w:u w:val="dotted"/>
-        </w:rPr>
-        <w:tab/>
-      </w:r>
-      <w:r>
-        <w:rPr>
-          <w:rFonts w:ascii="TH SarabunPSK" w:hAnsi="TH SarabunPSK" w:cs="TH SarabunPSK" w:hint="cs"/>
-          <w:u w:val="dotted"/>
-        </w:rPr>
-        <w:tab/>
-      </w:r>
-      <w:r>
-        <w:rPr>
-          <w:rFonts w:ascii="TH SarabunPSK" w:hAnsi="TH SarabunPSK" w:cs="TH SarabunPSK" w:hint="cs"/>
-          <w:u w:val="dotted"/>
-        </w:rPr>
-        <w:tab/>
-      </w:r>
-      <w:r>
-        <w:rPr>
-          <w:rFonts w:ascii="TH SarabunPSK" w:hAnsi="TH SarabunPSK" w:cs="TH SarabunPSK" w:hint="cs"/>
-          <w:u w:val="dotted"/>
-        </w:rPr>
-        <w:tab/>
-      </w:r>
-      <w:r>
-        <w:rPr>
-          <w:rFonts w:ascii="TH SarabunPSK" w:hAnsi="TH SarabunPSK" w:cs="TH SarabunPSK" w:hint="cs"/>
-          <w:u w:val="dotted"/>
-        </w:rPr>
-        <w:tab/>
-      </w:r>
-      <w:r>
-        <w:rPr>
-          <w:rFonts w:ascii="TH SarabunPSK" w:hAnsi="TH SarabunPSK" w:cs="TH SarabunPSK" w:hint="cs"/>
-          <w:color w:val="FFFFFF" w:themeColor="background1"/>
-          <w:u w:val="dotted"/>
-          <w:cs/>
-        </w:rPr>
-        <w:t>.</w:t>
+          <w:color w:val="000000" w:themeColor="text1"/>
+        </w:rPr>
+        <w:t>{</w:t>
+      </w:r>
+      <w:proofErr w:type="spellStart"/>
+      <w:r>
+        <w:rPr>
+          <w:rFonts w:ascii="TH SarabunPSK" w:hAnsi="TH SarabunPSK" w:cs="TH SarabunPSK" w:hint="cs"/>
+          <w:color w:val="000000" w:themeColor="text1"/>
+        </w:rPr>
+        <w:t>courseName</w:t>
+      </w:r>
+      <w:proofErr w:type="spellEnd"/>
+      <w:r>
+        <w:rPr>
+          <w:rFonts w:ascii="TH SarabunPSK" w:hAnsi="TH SarabunPSK" w:cs="TH SarabunPSK" w:hint="cs"/>
+          <w:color w:val="000000" w:themeColor="text1"/>
+        </w:rPr>
+        <w:t>}</w:t>
       </w:r>
     </w:p>
     <w:p>
@@ -308,6 +315,7 @@
           <w:rFonts w:ascii="TH SarabunPSK" w:hAnsi="TH SarabunPSK" w:cs="TH SarabunPSK"/>
           <w:b/>
           <w:bCs/>
+          <w:color w:val="000000" w:themeColor="text1"/>
         </w:rPr>
       </w:pPr>
       <w:r>
@@ -315,47 +323,17 @@
           <w:rFonts w:ascii="TH SarabunPSK" w:hAnsi="TH SarabunPSK" w:cs="TH SarabunPSK" w:hint="cs"/>
           <w:b/>
           <w:bCs/>
+          <w:color w:val="000000" w:themeColor="text1"/>
           <w:cs/>
         </w:rPr>
         <w:t>ทฤษฎี</w:t>
-      </w:r>
-      <w:r>
-        <w:rPr>
-          <w:rFonts w:ascii="TH SarabunPSK" w:hAnsi="TH SarabunPSK" w:cs="TH SarabunPSK" w:hint="cs"/>
-          <w:u w:val="dotted"/>
-          <w:cs/>
-        </w:rPr>
-        <w:t xml:space="preserve"> </w:t>
-      </w:r>
-      <w:r>
-        <w:rPr>
-          <w:rFonts w:ascii="TH SarabunPSK" w:hAnsi="TH SarabunPSK" w:cs="TH SarabunPSK" w:hint="cs"/>
-          <w:u w:val="dotted"/>
-          <w:cs/>
-        </w:rPr>
-        <w:t xml:space="preserve"> </w:t>
-      </w:r>
-      <w:r>
-        <w:rPr>
-          <w:rFonts w:ascii="TH SarabunPSK" w:hAnsi="TH SarabunPSK" w:cs="TH SarabunPSK" w:hint="cs"/>
-          <w:u w:val="dotted"/>
-          <w:cs/>
-        </w:rPr>
-        <w:t xml:space="preserve">    </w:t>
       </w:r>
       <w:r>
         <w:rPr>
           <w:rFonts w:ascii="TH SarabunPSK" w:hAnsi="TH SarabunPSK" w:cs="TH SarabunPSK" w:hint="cs"/>
           <w:b/>
           <w:bCs/>
-          <w:cs/>
-        </w:rPr>
-        <w:t>ชั่วโมง/สัปดาห์  ปฏิบัติ</w:t>
-      </w:r>
-      <w:r>
-        <w:rPr>
-          <w:rFonts w:ascii="TH SarabunPSK" w:hAnsi="TH SarabunPSK" w:cs="TH SarabunPSK" w:hint="cs"/>
-          <w:u w:val="dotted"/>
+          <w:color w:val="000000" w:themeColor="text1"/>
           <w:cs/>
         </w:rPr>
         <w:t xml:space="preserve"> </w:t>
@@ -363,57 +341,132 @@
       <w:r>
         <w:rPr>
           <w:rFonts w:ascii="TH SarabunPSK" w:hAnsi="TH SarabunPSK" w:cs="TH SarabunPSK" w:hint="cs"/>
-          <w:u w:val="dotted"/>
+          <w:color w:val="000000" w:themeColor="text1"/>
+        </w:rPr>
+        <w:t>{</w:t>
+      </w:r>
+      <w:proofErr w:type="spellStart"/>
+      <w:r>
+        <w:rPr>
+          <w:rFonts w:ascii="TH SarabunPSK" w:hAnsi="TH SarabunPSK" w:cs="TH SarabunPSK" w:hint="cs"/>
+          <w:color w:val="000000" w:themeColor="text1"/>
+        </w:rPr>
+        <w:t>theoryHours</w:t>
+      </w:r>
+      <w:proofErr w:type="spellEnd"/>
+      <w:r>
+        <w:rPr>
+          <w:rFonts w:ascii="TH SarabunPSK" w:hAnsi="TH SarabunPSK" w:cs="TH SarabunPSK" w:hint="cs"/>
+          <w:color w:val="000000" w:themeColor="text1"/>
+        </w:rPr>
+        <w:t>}</w:t>
+      </w:r>
+      <w:r>
+        <w:rPr>
+          <w:rFonts w:ascii="TH SarabunPSK" w:hAnsi="TH SarabunPSK" w:cs="TH SarabunPSK" w:hint="cs"/>
+          <w:color w:val="000000" w:themeColor="text1"/>
+          <w:sz w:val="20"/>
+          <w:szCs w:val="20"/>
           <w:cs/>
         </w:rPr>
         <w:t xml:space="preserve"> </w:t>
-      </w:r>
-      <w:r>
-        <w:rPr>
-          <w:rFonts w:ascii="TH SarabunPSK" w:hAnsi="TH SarabunPSK" w:cs="TH SarabunPSK" w:hint="cs"/>
-          <w:u w:val="dotted"/>
-          <w:cs/>
-        </w:rPr>
-        <w:t xml:space="preserve">    </w:t>
       </w:r>
       <w:r>
         <w:rPr>
           <w:rFonts w:ascii="TH SarabunPSK" w:hAnsi="TH SarabunPSK" w:cs="TH SarabunPSK" w:hint="cs"/>
           <w:b/>
           <w:bCs/>
-          <w:cs/>
-        </w:rPr>
-        <w:t>ชั่วโมง/สัปดาห์  จำนวน</w:t>
-      </w:r>
-      <w:r>
-        <w:rPr>
-          <w:rFonts w:ascii="TH SarabunPSK" w:hAnsi="TH SarabunPSK" w:cs="TH SarabunPSK" w:hint="cs"/>
-          <w:u w:val="dotted"/>
-          <w:cs/>
-        </w:rPr>
-        <w:t xml:space="preserve"> </w:t>
-      </w:r>
-      <w:r>
-        <w:rPr>
-          <w:rFonts w:ascii="TH SarabunPSK" w:hAnsi="TH SarabunPSK" w:cs="TH SarabunPSK" w:hint="cs"/>
-          <w:u w:val="dotted"/>
-          <w:cs/>
-        </w:rPr>
-        <w:t xml:space="preserve"> </w:t>
-      </w:r>
-      <w:r>
-        <w:rPr>
-          <w:rFonts w:ascii="TH SarabunPSK" w:hAnsi="TH SarabunPSK" w:cs="TH SarabunPSK" w:hint="cs"/>
-          <w:u w:val="dotted"/>
-          <w:cs/>
-        </w:rPr>
-        <w:t xml:space="preserve">    </w:t>
+          <w:color w:val="000000" w:themeColor="text1"/>
+          <w:cs/>
+        </w:rPr>
+        <w:t>ชั่วโมง/สัปดาห์  ปฏิบัติ</w:t>
       </w:r>
       <w:r>
         <w:rPr>
           <w:rFonts w:ascii="TH SarabunPSK" w:hAnsi="TH SarabunPSK" w:cs="TH SarabunPSK" w:hint="cs"/>
           <w:b/>
           <w:bCs/>
+          <w:color w:val="000000" w:themeColor="text1"/>
+          <w:cs/>
+        </w:rPr>
+        <w:t xml:space="preserve"> </w:t>
+      </w:r>
+      <w:r>
+        <w:rPr>
+          <w:rFonts w:ascii="TH SarabunPSK" w:hAnsi="TH SarabunPSK" w:cs="TH SarabunPSK" w:hint="cs"/>
+          <w:color w:val="000000" w:themeColor="text1"/>
+        </w:rPr>
+        <w:t>{</w:t>
+      </w:r>
+      <w:proofErr w:type="spellStart"/>
+      <w:r>
+        <w:rPr>
+          <w:rFonts w:ascii="TH SarabunPSK" w:hAnsi="TH SarabunPSK" w:cs="TH SarabunPSK" w:hint="cs"/>
+          <w:color w:val="000000" w:themeColor="text1"/>
+        </w:rPr>
+        <w:t>practiceHours</w:t>
+      </w:r>
+      <w:proofErr w:type="spellEnd"/>
+      <w:r>
+        <w:rPr>
+          <w:rFonts w:ascii="TH SarabunPSK" w:hAnsi="TH SarabunPSK" w:cs="TH SarabunPSK" w:hint="cs"/>
+          <w:color w:val="000000" w:themeColor="text1"/>
+        </w:rPr>
+        <w:t>}</w:t>
+      </w:r>
+      <w:r>
+        <w:rPr>
+          <w:rFonts w:ascii="TH SarabunPSK" w:hAnsi="TH SarabunPSK" w:cs="TH SarabunPSK" w:hint="cs"/>
+          <w:color w:val="000000" w:themeColor="text1"/>
+          <w:sz w:val="20"/>
+          <w:szCs w:val="20"/>
+          <w:cs/>
+        </w:rPr>
+        <w:t xml:space="preserve"> </w:t>
+      </w:r>
+      <w:r>
+        <w:rPr>
+          <w:rFonts w:ascii="TH SarabunPSK" w:hAnsi="TH SarabunPSK" w:cs="TH SarabunPSK" w:hint="cs"/>
+          <w:b/>
+          <w:bCs/>
+          <w:color w:val="000000" w:themeColor="text1"/>
+          <w:cs/>
+        </w:rPr>
+        <w:t>ชั่วโมง/สัปดาห์  จำนวน</w:t>
+      </w:r>
+      <w:r>
+        <w:rPr>
+          <w:rFonts w:ascii="TH SarabunPSK" w:hAnsi="TH SarabunPSK" w:cs="TH SarabunPSK" w:hint="cs"/>
+          <w:b/>
+          <w:bCs/>
+          <w:color w:val="000000" w:themeColor="text1"/>
+          <w:cs/>
+        </w:rPr>
+        <w:t xml:space="preserve"> </w:t>
+      </w:r>
+      <w:r>
+        <w:rPr>
+          <w:rFonts w:ascii="TH SarabunPSK" w:hAnsi="TH SarabunPSK" w:cs="TH SarabunPSK" w:hint="cs"/>
+          <w:color w:val="000000" w:themeColor="text1"/>
+        </w:rPr>
+        <w:t>{credits}</w:t>
+      </w:r>
+      <w:r>
+        <w:rPr>
+          <w:rFonts w:ascii="TH SarabunPSK" w:hAnsi="TH SarabunPSK" w:cs="TH SarabunPSK" w:hint="cs"/>
+          <w:color w:val="000000" w:themeColor="text1"/>
+          <w:sz w:val="20"/>
+          <w:szCs w:val="20"/>
+          <w:cs/>
+        </w:rPr>
+        <w:t xml:space="preserve"> </w:t>
+      </w:r>
+      <w:r>
+        <w:rPr>
+          <w:rFonts w:ascii="TH SarabunPSK" w:hAnsi="TH SarabunPSK" w:cs="TH SarabunPSK" w:hint="cs"/>
+          <w:b/>
+          <w:bCs/>
+          <w:color w:val="000000" w:themeColor="text1"/>
           <w:cs/>
         </w:rPr>
         <w:t>หน่วยกิต</w:t>
@@ -426,6 +479,7 @@
           <w:rFonts w:ascii="TH SarabunPSK" w:hAnsi="TH SarabunPSK" w:cs="TH SarabunPSK"/>
           <w:b/>
           <w:bCs/>
+          <w:color w:val="000000" w:themeColor="text1"/>
         </w:rPr>
       </w:pPr>
     </w:p>
@@ -435,7 +489,7 @@
           <w:rFonts w:ascii="TH SarabunPSK" w:hAnsi="TH SarabunPSK" w:cs="TH SarabunPSK"/>
           <w:b/>
           <w:bCs/>
-          <w:color w:val="FF0000"/>
+          <w:color w:val="000000" w:themeColor="text1"/>
           <w:cs/>
         </w:rPr>
       </w:pPr>
@@ -444,9 +498,158 @@
           <w:rFonts w:ascii="TH SarabunPSK" w:hAnsi="TH SarabunPSK" w:cs="TH SarabunPSK" w:hint="cs"/>
           <w:b/>
           <w:bCs/>
+          <w:color w:val="000000" w:themeColor="text1"/>
           <w:cs/>
         </w:rPr>
         <w:t>อ้างอิงมาตรฐาน</w:t>
+      </w:r>
+    </w:p>
+    <w:p>
+      <w:pPr>
+        <w:tabs>
+          <w:tab w:val="left" w:pos="0"/>
+          <w:tab w:val="left" w:pos="709"/>
+          <w:tab w:val="right" w:pos="9356"/>
+        </w:tabs>
+        <w:rPr>
+          <w:rFonts w:ascii="TH SarabunPSK" w:hAnsi="TH SarabunPSK" w:cs="TH SarabunPSK"/>
+          <w:color w:val="000000" w:themeColor="text1"/>
+        </w:rPr>
+      </w:pPr>
+      <w:r>
+        <w:rPr>
+          <w:rFonts w:ascii="TH SarabunPSK" w:hAnsi="TH SarabunPSK" w:cs="TH SarabunPSK" w:hint="cs"/>
+          <w:color w:val="000000" w:themeColor="text1"/>
+          <w:cs/>
+        </w:rPr>
+        <w:tab/>
+      </w:r>
+      <w:r>
+        <w:rPr>
+          <w:rFonts w:ascii="TH SarabunPSK" w:hAnsi="TH SarabunPSK" w:cs="TH SarabunPSK" w:hint="cs"/>
+          <w:color w:val="000000" w:themeColor="text1"/>
+        </w:rPr>
+        <w:t>{</w:t>
+      </w:r>
+      <w:proofErr w:type="spellStart"/>
+      <w:r>
+        <w:rPr>
+          <w:rFonts w:ascii="TH SarabunPSK" w:hAnsi="TH SarabunPSK" w:cs="TH SarabunPSK" w:hint="cs"/>
+          <w:color w:val="000000" w:themeColor="text1"/>
+        </w:rPr>
+        <w:t>standardRef</w:t>
+      </w:r>
+      <w:proofErr w:type="spellEnd"/>
+      <w:r>
+        <w:rPr>
+          <w:rFonts w:ascii="TH SarabunPSK" w:hAnsi="TH SarabunPSK" w:cs="TH SarabunPSK" w:hint="cs"/>
+          <w:color w:val="000000" w:themeColor="text1"/>
+        </w:rPr>
+        <w:t>}</w:t>
+      </w:r>
+    </w:p>
+    <w:p>
+      <w:pPr>
+        <w:tabs>
+          <w:tab w:val="left" w:pos="0"/>
+          <w:tab w:val="left" w:pos="1560"/>
+          <w:tab w:val="right" w:pos="9356"/>
+        </w:tabs>
+        <w:rPr>
+          <w:rFonts w:ascii="TH SarabunPSK" w:hAnsi="TH SarabunPSK" w:cs="TH SarabunPSK"/>
+          <w:color w:val="FFFFFF" w:themeColor="background1"/>
+          <w:sz w:val="20"/>
+          <w:szCs w:val="20"/>
+          <w:cs/>
+        </w:rPr>
+      </w:pPr>
+      <w:r>
+        <w:rPr>
+          <w:rFonts w:ascii="TH SarabunPSK" w:hAnsi="TH SarabunPSK" w:cs="TH SarabunPSK" w:hint="cs"/>
+          <w:color w:val="FFFFFF" w:themeColor="background1"/>
+          <w:sz w:val="20"/>
+          <w:szCs w:val="20"/>
+          <w:cs/>
+        </w:rPr>
+        <w:t xml:space="preserve">(เว้นระยะอักษร </w:t>
+      </w:r>
+      <w:r>
+        <w:rPr>
+          <w:rFonts w:ascii="TH SarabunPSK" w:hAnsi="TH SarabunPSK" w:cs="TH SarabunPSK"/>
+          <w:color w:val="FFFFFF" w:themeColor="background1"/>
+          <w:sz w:val="20"/>
+          <w:szCs w:val="20"/>
+        </w:rPr>
+        <w:t>10</w:t>
+      </w:r>
+      <w:r>
+        <w:rPr>
+          <w:rFonts w:ascii="TH SarabunPSK" w:hAnsi="TH SarabunPSK" w:cs="TH SarabunPSK" w:hint="cs"/>
+          <w:color w:val="FFFFFF" w:themeColor="background1"/>
+          <w:sz w:val="20"/>
+          <w:szCs w:val="20"/>
+          <w:cs/>
+        </w:rPr>
+        <w:t>)</w:t>
+      </w:r>
+      <w:r>
+        <w:rPr>
+          <w:rFonts w:ascii="TH SarabunPSK" w:hAnsi="TH SarabunPSK" w:cs="TH SarabunPSK" w:hint="cs"/>
+          <w:color w:val="FFFFFF" w:themeColor="background1"/>
+          <w:sz w:val="20"/>
+          <w:szCs w:val="20"/>
+          <w:cs/>
+        </w:rPr>
+        <w:t xml:space="preserve">อักษร </w:t>
+      </w:r>
+      <w:r>
+        <w:rPr>
+          <w:rFonts w:ascii="TH SarabunPSK" w:hAnsi="TH SarabunPSK" w:cs="TH SarabunPSK"/>
+          <w:color w:val="FFFFFF" w:themeColor="background1"/>
+          <w:sz w:val="20"/>
+          <w:szCs w:val="20"/>
+        </w:rPr>
+        <w:t>10</w:t>
+      </w:r>
+      <w:r>
+        <w:rPr>
+          <w:rFonts w:ascii="TH SarabunPSK" w:hAnsi="TH SarabunPSK" w:cs="TH SarabunPSK" w:hint="cs"/>
+          <w:color w:val="FFFFFF" w:themeColor="background1"/>
+          <w:sz w:val="20"/>
+          <w:szCs w:val="20"/>
+          <w:cs/>
+        </w:rPr>
+        <w:t>)</w:t>
+      </w:r>
+    </w:p>
+    <w:p>
+      <w:pPr>
+        <w:rPr>
+          <w:rFonts w:ascii="TH SarabunPSK" w:hAnsi="TH SarabunPSK" w:cs="TH SarabunPSK"/>
+          <w:b/>
+          <w:bCs/>
+          <w:color w:val="000000" w:themeColor="text1"/>
+          <w:cs/>
+        </w:rPr>
+      </w:pPr>
+      <w:r>
+        <w:rPr>
+          <w:rFonts w:ascii="TH SarabunPSK" w:hAnsi="TH SarabunPSK" w:cs="TH SarabunPSK" w:hint="cs"/>
+          <w:b/>
+          <w:bCs/>
+          <w:color w:val="000000" w:themeColor="text1"/>
+          <w:cs/>
+        </w:rPr>
+        <w:t>ผลลัพธ์การเรียนรู้ระดับรายวิชา</w:t>
+      </w:r>
+      <w:r>
+        <w:rPr>
+          <w:rFonts w:ascii="TH SarabunPSK" w:hAnsi="TH SarabunPSK" w:cs="TH SarabunPSK" w:hint="cs"/>
+          <w:b/>
+          <w:bCs/>
+          <w:color w:val="000000" w:themeColor="text1"/>
+        </w:rPr>
+        <w:t xml:space="preserve"> </w:t>
       </w:r>
     </w:p>
     <w:p>
@@ -459,13 +662,13 @@
         </w:tabs>
         <w:rPr>
           <w:rFonts w:ascii="TH SarabunPSK" w:hAnsi="TH SarabunPSK" w:cs="TH SarabunPSK"/>
-          <w:color w:val="FF0000"/>
-        </w:rPr>
-      </w:pPr>
-      <w:r>
-        <w:rPr>
-          <w:rFonts w:ascii="TH SarabunPSK" w:hAnsi="TH SarabunPSK" w:cs="TH SarabunPSK"/>
-          <w:color w:val="FF0000"/>
+          <w:color w:val="000000" w:themeColor="text1"/>
+        </w:rPr>
+      </w:pPr>
+      <w:r>
+        <w:rPr>
+          <w:rFonts w:ascii="TH SarabunPSK" w:hAnsi="TH SarabunPSK" w:cs="TH SarabunPSK" w:hint="cs"/>
+          <w:color w:val="000000" w:themeColor="text1"/>
           <w:cs/>
         </w:rPr>
         <w:tab/>
@@ -473,51 +676,25 @@
       <w:r>
         <w:rPr>
           <w:rFonts w:ascii="TH SarabunPSK" w:hAnsi="TH SarabunPSK" w:cs="TH SarabunPSK" w:hint="cs"/>
-          <w:cs/>
-        </w:rPr>
-        <w:t>......................................................................................................................................</w:t>
-      </w:r>
-      <w:r>
-        <w:rPr>
-          <w:rFonts w:ascii="TH SarabunPSK" w:hAnsi="TH SarabunPSK" w:cs="TH SarabunPSK" w:hint="cs"/>
-          <w:cs/>
-        </w:rPr>
-        <w:t>..........</w:t>
-      </w:r>
-      <w:r>
-        <w:rPr>
-          <w:rFonts w:ascii="TH SarabunPSK" w:hAnsi="TH SarabunPSK" w:cs="TH SarabunPSK" w:hint="cs"/>
-          <w:cs/>
-        </w:rPr>
-        <w:t>.</w:t>
-      </w:r>
-      <w:r>
-        <w:rPr>
-          <w:rFonts w:ascii="TH SarabunPSK" w:hAnsi="TH SarabunPSK" w:cs="TH SarabunPSK" w:hint="cs"/>
-          <w:cs/>
-        </w:rPr>
-        <w:t>..</w:t>
-      </w:r>
-      <w:r>
-        <w:rPr>
-          <w:rFonts w:ascii="TH SarabunPSK" w:hAnsi="TH SarabunPSK" w:cs="TH SarabunPSK" w:hint="cs"/>
-          <w:cs/>
-        </w:rPr>
-        <w:t>.......................................................................................................................................................</w:t>
-      </w:r>
-      <w:r>
-        <w:rPr>
-          <w:rFonts w:ascii="TH SarabunPSK" w:hAnsi="TH SarabunPSK" w:cs="TH SarabunPSK" w:hint="cs"/>
-          <w:cs/>
-        </w:rPr>
-        <w:t>...................</w:t>
-      </w:r>
-      <w:r>
-        <w:rPr>
-          <w:rFonts w:ascii="TH SarabunPSK" w:hAnsi="TH SarabunPSK" w:cs="TH SarabunPSK" w:hint="cs"/>
-          <w:cs/>
-        </w:rPr>
-        <w:t>...................</w:t>
+          <w:color w:val="000000" w:themeColor="text1"/>
+        </w:rPr>
+        <w:t>{</w:t>
+      </w:r>
+      <w:proofErr w:type="spellStart"/>
+      <w:r>
+        <w:rPr>
+          <w:rFonts w:ascii="TH SarabunPSK" w:hAnsi="TH SarabunPSK" w:cs="TH SarabunPSK" w:hint="cs"/>
+          <w:color w:val="000000" w:themeColor="text1"/>
+        </w:rPr>
+        <w:t>learningOutcomes</w:t>
+      </w:r>
+      <w:proofErr w:type="spellEnd"/>
+      <w:r>
+        <w:rPr>
+          <w:rFonts w:ascii="TH SarabunPSK" w:hAnsi="TH SarabunPSK" w:cs="TH SarabunPSK" w:hint="cs"/>
+          <w:color w:val="000000" w:themeColor="text1"/>
+        </w:rPr>
+        <w:t>}</w:t>
       </w:r>
     </w:p>
     <w:p>
@@ -569,25 +746,30 @@
       <w:pPr>
         <w:rPr>
           <w:rFonts w:ascii="TH SarabunPSK" w:hAnsi="TH SarabunPSK" w:cs="TH SarabunPSK"/>
+          <w:color w:val="FF0000"/>
+        </w:rPr>
+      </w:pPr>
+      <w:r>
+        <w:rPr>
+          <w:rFonts w:ascii="TH SarabunPSK" w:hAnsi="TH SarabunPSK" w:cs="TH SarabunPSK" w:hint="cs"/>
           <w:b/>
           <w:bCs/>
           <w:cs/>
         </w:rPr>
-      </w:pPr>
-      <w:r>
-        <w:rPr>
-          <w:rFonts w:ascii="TH SarabunPSK" w:hAnsi="TH SarabunPSK" w:cs="TH SarabunPSK" w:hint="cs"/>
+        <w:t xml:space="preserve">จุดประสงค์รายวิชา </w:t>
+      </w:r>
+      <w:r>
+        <w:rPr>
+          <w:rFonts w:ascii="TH SarabunPSK" w:hAnsi="TH SarabunPSK" w:cs="TH SarabunPSK" w:hint="cs"/>
+          <w:cs/>
+        </w:rPr>
+        <w:t>เพื่อให้</w:t>
+      </w:r>
+      <w:r>
+        <w:rPr>
+          <w:rFonts w:ascii="TH SarabunPSK" w:hAnsi="TH SarabunPSK" w:cs="TH SarabunPSK"/>
           <w:b/>
           <w:bCs/>
-          <w:cs/>
-        </w:rPr>
-        <w:t>ผลลัพธ์การเรียนรู้ระดับรายวิชา</w:t>
-      </w:r>
-      <w:r>
-        <w:rPr>
-          <w:rFonts w:ascii="TH SarabunPSK" w:hAnsi="TH SarabunPSK" w:cs="TH SarabunPSK" w:hint="cs"/>
-          <w:b/>
-          <w:bCs/>
         </w:rPr>
         <w:t xml:space="preserve"> </w:t>
       </w:r>
@@ -595,86 +777,24 @@
     <w:p>
       <w:pPr>
         <w:tabs>
-          <w:tab w:val="left" w:pos="0"/>
           <w:tab w:val="left" w:pos="709"/>
-          <w:tab w:val="left" w:pos="1560"/>
-          <w:tab w:val="right" w:pos="9356"/>
         </w:tabs>
         <w:rPr>
           <w:rFonts w:ascii="TH SarabunPSK" w:hAnsi="TH SarabunPSK" w:cs="TH SarabunPSK"/>
-          <w:color w:val="FF0000"/>
-        </w:rPr>
-      </w:pPr>
-      <w:r>
-        <w:rPr>
-          <w:rFonts w:ascii="TH SarabunPSK" w:hAnsi="TH SarabunPSK" w:cs="TH SarabunPSK"/>
-          <w:color w:val="FF0000"/>
+        </w:rPr>
+      </w:pPr>
+      <w:r>
+        <w:rPr>
+          <w:rFonts w:ascii="TH SarabunPSK" w:hAnsi="TH SarabunPSK" w:cs="TH SarabunPSK"/>
           <w:cs/>
         </w:rPr>
         <w:tab/>
       </w:r>
       <w:r>
         <w:rPr>
-          <w:rFonts w:ascii="TH SarabunPSK" w:hAnsi="TH SarabunPSK" w:cs="TH SarabunPSK" w:hint="cs"/>
-          <w:cs/>
-        </w:rPr>
-        <w:t>.......................................................................................................................................</w:t>
-      </w:r>
-      <w:r>
-        <w:rPr>
-          <w:rFonts w:ascii="TH SarabunPSK" w:hAnsi="TH SarabunPSK" w:cs="TH SarabunPSK" w:hint="cs"/>
-          <w:cs/>
-        </w:rPr>
-        <w:t>............</w:t>
-      </w:r>
-      <w:r>
-        <w:rPr>
-          <w:rFonts w:ascii="TH SarabunPSK" w:hAnsi="TH SarabunPSK" w:cs="TH SarabunPSK" w:hint="cs"/>
-          <w:cs/>
-        </w:rPr>
-        <w:t>....................................................................................</w:t>
-      </w:r>
-      <w:r>
-        <w:rPr>
-          <w:rFonts w:ascii="TH SarabunPSK" w:hAnsi="TH SarabunPSK" w:cs="TH SarabunPSK" w:hint="cs"/>
-          <w:cs/>
-        </w:rPr>
-        <w:t>..................</w:t>
-      </w:r>
-      <w:r>
-        <w:rPr>
-          <w:rFonts w:ascii="TH SarabunPSK" w:hAnsi="TH SarabunPSK" w:cs="TH SarabunPSK" w:hint="cs"/>
-          <w:cs/>
-        </w:rPr>
-        <w:t>...............................................................</w:t>
-      </w:r>
-      <w:r>
-        <w:rPr>
-          <w:rFonts w:ascii="TH SarabunPSK" w:hAnsi="TH SarabunPSK" w:cs="TH SarabunPSK" w:hint="cs"/>
-          <w:cs/>
-        </w:rPr>
-        <w:t>....</w:t>
-      </w:r>
-      <w:r>
-        <w:rPr>
-          <w:rFonts w:ascii="TH SarabunPSK" w:hAnsi="TH SarabunPSK" w:cs="TH SarabunPSK" w:hint="cs"/>
-          <w:cs/>
-        </w:rPr>
-        <w:t>.........</w:t>
-      </w:r>
-      <w:r>
-        <w:rPr>
-          <w:rFonts w:ascii="TH SarabunPSK" w:hAnsi="TH SarabunPSK" w:cs="TH SarabunPSK" w:hint="cs"/>
-          <w:cs/>
-        </w:rPr>
-        <w:t>....</w:t>
-      </w:r>
-      <w:r>
-        <w:rPr>
-          <w:rFonts w:ascii="TH SarabunPSK" w:hAnsi="TH SarabunPSK" w:cs="TH SarabunPSK" w:hint="cs"/>
-          <w:cs/>
-        </w:rPr>
-        <w:t>.........</w:t>
+          <w:rFonts w:ascii="TH SarabunPSK" w:hAnsi="TH SarabunPSK" w:cs="TH SarabunPSK"/>
+        </w:rPr>
+        <w:t>{objectives}</w:t>
       </w:r>
     </w:p>
     <w:p>
@@ -726,32 +846,18 @@
       <w:pPr>
         <w:rPr>
           <w:rFonts w:ascii="TH SarabunPSK" w:hAnsi="TH SarabunPSK" w:cs="TH SarabunPSK"/>
-          <w:color w:val="FF0000"/>
-        </w:rPr>
-      </w:pPr>
-      <w:r>
-        <w:rPr>
-          <w:rFonts w:ascii="TH SarabunPSK" w:hAnsi="TH SarabunPSK" w:cs="TH SarabunPSK" w:hint="cs"/>
           <w:b/>
           <w:bCs/>
-          <w:cs/>
-        </w:rPr>
-        <w:t xml:space="preserve">จุดประสงค์รายวิชา </w:t>
-      </w:r>
-      <w:r>
-        <w:rPr>
-          <w:rFonts w:ascii="TH SarabunPSK" w:hAnsi="TH SarabunPSK" w:cs="TH SarabunPSK" w:hint="cs"/>
-          <w:cs/>
-        </w:rPr>
-        <w:t>เพื่อให้</w:t>
-      </w:r>
-      <w:r>
-        <w:rPr>
-          <w:rFonts w:ascii="TH SarabunPSK" w:hAnsi="TH SarabunPSK" w:cs="TH SarabunPSK"/>
+        </w:rPr>
+      </w:pPr>
+      <w:r>
+        <w:rPr>
+          <w:rFonts w:ascii="TH SarabunPSK" w:hAnsi="TH SarabunPSK" w:cs="TH SarabunPSK" w:hint="cs"/>
           <w:b/>
           <w:bCs/>
-        </w:rPr>
-        <w:t xml:space="preserve"> </w:t>
+          <w:cs/>
+        </w:rPr>
+        <w:t xml:space="preserve">สมรรถนะรายวิชา </w:t>
       </w:r>
     </w:p>
     <w:p>
@@ -761,240 +867,22 @@
         </w:tabs>
         <w:rPr>
           <w:rFonts w:ascii="TH SarabunPSK" w:hAnsi="TH SarabunPSK" w:cs="TH SarabunPSK"/>
-        </w:rPr>
-      </w:pPr>
-      <w:r>
-        <w:rPr>
-          <w:rFonts w:ascii="TH SarabunPSK" w:hAnsi="TH SarabunPSK" w:cs="TH SarabunPSK"/>
-          <w:cs/>
+          <w:color w:val="000000" w:themeColor="text1"/>
+        </w:rPr>
+      </w:pPr>
+      <w:r>
+        <w:rPr>
+          <w:rFonts w:ascii="TH SarabunPSK" w:hAnsi="TH SarabunPSK" w:cs="TH SarabunPSK"/>
+          <w:color w:val="000000" w:themeColor="text1"/>
         </w:rPr>
         <w:tab/>
       </w:r>
       <w:r>
         <w:rPr>
           <w:rFonts w:ascii="TH SarabunPSK" w:hAnsi="TH SarabunPSK" w:cs="TH SarabunPSK" w:hint="cs"/>
-          <w:cs/>
-        </w:rPr>
-        <w:t>1.</w:t>
-      </w:r>
-      <w:r>
-        <w:rPr>
-          <w:rFonts w:ascii="TH SarabunPSK" w:hAnsi="TH SarabunPSK" w:cs="TH SarabunPSK" w:hint="cs"/>
-          <w:cs/>
-        </w:rPr>
-        <w:t xml:space="preserve"> </w:t>
-      </w:r>
-      <w:r>
-        <w:rPr>
-          <w:rFonts w:ascii="TH SarabunPSK" w:hAnsi="TH SarabunPSK" w:cs="TH SarabunPSK" w:hint="cs"/>
-          <w:cs/>
-        </w:rPr>
-        <w:t>...................</w:t>
-      </w:r>
-      <w:r>
-        <w:rPr>
-          <w:rFonts w:ascii="TH SarabunPSK" w:hAnsi="TH SarabunPSK" w:cs="TH SarabunPSK" w:hint="cs"/>
-          <w:cs/>
-        </w:rPr>
-        <w:t>......................................</w:t>
-      </w:r>
-      <w:r>
-        <w:rPr>
-          <w:rFonts w:ascii="TH SarabunPSK" w:hAnsi="TH SarabunPSK" w:cs="TH SarabunPSK" w:hint="cs"/>
-          <w:cs/>
-        </w:rPr>
-        <w:t>......................................</w:t>
-      </w:r>
-      <w:r>
-        <w:rPr>
-          <w:rFonts w:ascii="TH SarabunPSK" w:hAnsi="TH SarabunPSK" w:cs="TH SarabunPSK" w:hint="cs"/>
-          <w:cs/>
-        </w:rPr>
-        <w:t>.....................</w:t>
-      </w:r>
-      <w:r>
-        <w:rPr>
-          <w:rFonts w:ascii="TH SarabunPSK" w:hAnsi="TH SarabunPSK" w:cs="TH SarabunPSK" w:hint="cs"/>
-          <w:cs/>
-        </w:rPr>
-        <w:t>........................................</w:t>
-      </w:r>
-    </w:p>
-    <w:p>
-      <w:pPr>
-        <w:tabs>
-          <w:tab w:val="left" w:pos="709"/>
-        </w:tabs>
-        <w:rPr>
-          <w:rFonts w:ascii="TH SarabunPSK" w:hAnsi="TH SarabunPSK" w:cs="TH SarabunPSK"/>
-        </w:rPr>
-      </w:pPr>
-      <w:r>
-        <w:rPr>
-          <w:rFonts w:ascii="TH SarabunPSK" w:hAnsi="TH SarabunPSK" w:cs="TH SarabunPSK" w:hint="cs"/>
-          <w:cs/>
-        </w:rPr>
-        <w:tab/>
-        <w:t>2.</w:t>
-      </w:r>
-      <w:r>
-        <w:rPr>
-          <w:rFonts w:ascii="TH SarabunPSK" w:hAnsi="TH SarabunPSK" w:cs="TH SarabunPSK" w:hint="cs"/>
-          <w:cs/>
-        </w:rPr>
-        <w:t xml:space="preserve"> </w:t>
-      </w:r>
-      <w:r>
-        <w:rPr>
-          <w:rFonts w:ascii="TH SarabunPSK" w:hAnsi="TH SarabunPSK" w:cs="TH SarabunPSK" w:hint="cs"/>
-          <w:cs/>
-        </w:rPr>
-        <w:t>...................</w:t>
-      </w:r>
-      <w:r>
-        <w:rPr>
-          <w:rFonts w:ascii="TH SarabunPSK" w:hAnsi="TH SarabunPSK" w:cs="TH SarabunPSK" w:hint="cs"/>
-          <w:cs/>
-        </w:rPr>
-        <w:t>......................................</w:t>
-      </w:r>
-      <w:r>
-        <w:rPr>
-          <w:rFonts w:ascii="TH SarabunPSK" w:hAnsi="TH SarabunPSK" w:cs="TH SarabunPSK" w:hint="cs"/>
-          <w:cs/>
-        </w:rPr>
-        <w:t>......................................</w:t>
-      </w:r>
-      <w:r>
-        <w:rPr>
-          <w:rFonts w:ascii="TH SarabunPSK" w:hAnsi="TH SarabunPSK" w:cs="TH SarabunPSK" w:hint="cs"/>
-          <w:cs/>
-        </w:rPr>
-        <w:t>.....................</w:t>
-      </w:r>
-      <w:r>
-        <w:rPr>
-          <w:rFonts w:ascii="TH SarabunPSK" w:hAnsi="TH SarabunPSK" w:cs="TH SarabunPSK" w:hint="cs"/>
-          <w:cs/>
-        </w:rPr>
-        <w:t>........................................</w:t>
-      </w:r>
-    </w:p>
-    <w:p>
-      <w:pPr>
-        <w:tabs>
-          <w:tab w:val="left" w:pos="709"/>
-        </w:tabs>
-        <w:rPr>
-          <w:rFonts w:ascii="TH SarabunPSK" w:hAnsi="TH SarabunPSK" w:cs="TH SarabunPSK"/>
-        </w:rPr>
-      </w:pPr>
-      <w:r>
-        <w:rPr>
-          <w:rFonts w:ascii="TH SarabunPSK" w:hAnsi="TH SarabunPSK" w:cs="TH SarabunPSK"/>
-          <w:cs/>
-        </w:rPr>
-        <w:tab/>
-      </w:r>
-      <w:r>
-        <w:rPr>
-          <w:rFonts w:ascii="TH SarabunPSK" w:hAnsi="TH SarabunPSK" w:cs="TH SarabunPSK" w:hint="cs"/>
-          <w:cs/>
-        </w:rPr>
-        <w:t>3. ...................</w:t>
-      </w:r>
-      <w:r>
-        <w:rPr>
-          <w:rFonts w:ascii="TH SarabunPSK" w:hAnsi="TH SarabunPSK" w:cs="TH SarabunPSK" w:hint="cs"/>
-          <w:cs/>
-        </w:rPr>
-        <w:t>......................................</w:t>
-      </w:r>
-      <w:r>
-        <w:rPr>
-          <w:rFonts w:ascii="TH SarabunPSK" w:hAnsi="TH SarabunPSK" w:cs="TH SarabunPSK" w:hint="cs"/>
-          <w:cs/>
-        </w:rPr>
-        <w:t>......................................</w:t>
-      </w:r>
-      <w:r>
-        <w:rPr>
-          <w:rFonts w:ascii="TH SarabunPSK" w:hAnsi="TH SarabunPSK" w:cs="TH SarabunPSK" w:hint="cs"/>
-          <w:cs/>
-        </w:rPr>
-        <w:t>.....................</w:t>
-      </w:r>
-      <w:r>
-        <w:rPr>
-          <w:rFonts w:ascii="TH SarabunPSK" w:hAnsi="TH SarabunPSK" w:cs="TH SarabunPSK" w:hint="cs"/>
-          <w:cs/>
-        </w:rPr>
-        <w:t>........................................</w:t>
-      </w:r>
-    </w:p>
-    <w:p>
-      <w:pPr>
-        <w:tabs>
-          <w:tab w:val="left" w:pos="709"/>
-        </w:tabs>
-        <w:rPr>
-          <w:rFonts w:ascii="TH SarabunPSK" w:hAnsi="TH SarabunPSK" w:cs="TH SarabunPSK"/>
-        </w:rPr>
-      </w:pPr>
-      <w:r>
-        <w:rPr>
-          <w:rFonts w:ascii="TH SarabunPSK" w:hAnsi="TH SarabunPSK" w:cs="TH SarabunPSK"/>
-          <w:cs/>
-        </w:rPr>
-        <w:tab/>
-      </w:r>
-      <w:r>
-        <w:rPr>
-          <w:rFonts w:ascii="TH SarabunPSK" w:hAnsi="TH SarabunPSK" w:cs="TH SarabunPSK" w:hint="cs"/>
-          <w:cs/>
-        </w:rPr>
-        <w:t>4.</w:t>
-      </w:r>
-      <w:r>
-        <w:rPr>
-          <w:rFonts w:ascii="TH SarabunPSK" w:hAnsi="TH SarabunPSK" w:cs="TH SarabunPSK" w:hint="cs"/>
-        </w:rPr>
-        <w:t xml:space="preserve"> </w:t>
-      </w:r>
-      <w:r>
-        <w:rPr>
-          <w:rFonts w:ascii="TH SarabunPSK" w:hAnsi="TH SarabunPSK" w:cs="TH SarabunPSK" w:hint="cs"/>
-          <w:cs/>
-        </w:rPr>
-        <w:t>...................</w:t>
-      </w:r>
-      <w:r>
-        <w:rPr>
-          <w:rFonts w:ascii="TH SarabunPSK" w:hAnsi="TH SarabunPSK" w:cs="TH SarabunPSK" w:hint="cs"/>
-          <w:cs/>
-        </w:rPr>
-        <w:t>......................................</w:t>
-      </w:r>
-      <w:r>
-        <w:rPr>
-          <w:rFonts w:ascii="TH SarabunPSK" w:hAnsi="TH SarabunPSK" w:cs="TH SarabunPSK" w:hint="cs"/>
-          <w:cs/>
-        </w:rPr>
-        <w:t>......................................</w:t>
-      </w:r>
-      <w:r>
-        <w:rPr>
-          <w:rFonts w:ascii="TH SarabunPSK" w:hAnsi="TH SarabunPSK" w:cs="TH SarabunPSK" w:hint="cs"/>
-          <w:cs/>
-        </w:rPr>
-        <w:t>.....................</w:t>
-      </w:r>
-      <w:r>
-        <w:rPr>
-          <w:rFonts w:ascii="TH SarabunPSK" w:hAnsi="TH SarabunPSK" w:cs="TH SarabunPSK" w:hint="cs"/>
-          <w:cs/>
-        </w:rPr>
-        <w:t>........................................</w:t>
+          <w:color w:val="000000" w:themeColor="text1"/>
+        </w:rPr>
+        <w:t>{competencies}</w:t>
       </w:r>
     </w:p>
     <w:p>
@@ -1057,482 +945,26 @@
           <w:bCs/>
           <w:cs/>
         </w:rPr>
-        <w:t xml:space="preserve">สมรรถนะรายวิชา </w:t>
+        <w:t>คำอธิบายรายวิชา</w:t>
       </w:r>
     </w:p>
     <w:p>
       <w:pPr>
-        <w:tabs>
-          <w:tab w:val="left" w:pos="709"/>
-        </w:tabs>
-        <w:rPr>
-          <w:rFonts w:ascii="TH SarabunPSK" w:hAnsi="TH SarabunPSK" w:cs="TH SarabunPSK"/>
-        </w:rPr>
-      </w:pPr>
-      <w:r>
-        <w:rPr>
-          <w:rFonts w:ascii="TH SarabunPSK" w:hAnsi="TH SarabunPSK" w:cs="TH SarabunPSK"/>
-          <w:cs/>
-        </w:rPr>
-        <w:tab/>
-      </w:r>
-      <w:r>
-        <w:rPr>
-          <w:rFonts w:ascii="TH SarabunPSK" w:hAnsi="TH SarabunPSK" w:cs="TH SarabunPSK" w:hint="cs"/>
-          <w:cs/>
-        </w:rPr>
-        <w:t>1.</w:t>
-      </w:r>
-      <w:r>
-        <w:rPr>
-          <w:rFonts w:ascii="TH SarabunPSK" w:hAnsi="TH SarabunPSK" w:cs="TH SarabunPSK" w:hint="cs"/>
-          <w:cs/>
-        </w:rPr>
-        <w:t xml:space="preserve"> </w:t>
-      </w:r>
-      <w:r>
-        <w:rPr>
-          <w:rFonts w:ascii="TH SarabunPSK" w:hAnsi="TH SarabunPSK" w:cs="TH SarabunPSK" w:hint="cs"/>
-          <w:cs/>
-        </w:rPr>
-        <w:t>...................</w:t>
-      </w:r>
-      <w:r>
-        <w:rPr>
-          <w:rFonts w:ascii="TH SarabunPSK" w:hAnsi="TH SarabunPSK" w:cs="TH SarabunPSK" w:hint="cs"/>
-          <w:cs/>
-        </w:rPr>
-        <w:t>......................................</w:t>
-      </w:r>
-      <w:r>
-        <w:rPr>
-          <w:rFonts w:ascii="TH SarabunPSK" w:hAnsi="TH SarabunPSK" w:cs="TH SarabunPSK" w:hint="cs"/>
-          <w:cs/>
-        </w:rPr>
-        <w:t>......................................</w:t>
-      </w:r>
-      <w:r>
-        <w:rPr>
-          <w:rFonts w:ascii="TH SarabunPSK" w:hAnsi="TH SarabunPSK" w:cs="TH SarabunPSK" w:hint="cs"/>
-          <w:cs/>
-        </w:rPr>
-        <w:t>.....................</w:t>
-      </w:r>
-      <w:r>
-        <w:rPr>
-          <w:rFonts w:ascii="TH SarabunPSK" w:hAnsi="TH SarabunPSK" w:cs="TH SarabunPSK" w:hint="cs"/>
-          <w:cs/>
-        </w:rPr>
-        <w:t>........................................</w:t>
-      </w:r>
-    </w:p>
-    <w:p>
-      <w:pPr>
-        <w:tabs>
-          <w:tab w:val="left" w:pos="709"/>
-        </w:tabs>
-        <w:rPr>
-          <w:rFonts w:ascii="TH SarabunPSK" w:hAnsi="TH SarabunPSK" w:cs="TH SarabunPSK"/>
-        </w:rPr>
-      </w:pPr>
-      <w:r>
-        <w:rPr>
-          <w:rFonts w:ascii="TH SarabunPSK" w:hAnsi="TH SarabunPSK" w:cs="TH SarabunPSK" w:hint="cs"/>
-          <w:cs/>
-        </w:rPr>
-        <w:tab/>
-        <w:t>2.</w:t>
-      </w:r>
-      <w:r>
-        <w:rPr>
-          <w:rFonts w:ascii="TH SarabunPSK" w:hAnsi="TH SarabunPSK" w:cs="TH SarabunPSK" w:hint="cs"/>
-          <w:cs/>
-        </w:rPr>
-        <w:t xml:space="preserve"> </w:t>
-      </w:r>
-      <w:r>
-        <w:rPr>
-          <w:rFonts w:ascii="TH SarabunPSK" w:hAnsi="TH SarabunPSK" w:cs="TH SarabunPSK" w:hint="cs"/>
-          <w:cs/>
-        </w:rPr>
-        <w:t>...................</w:t>
-      </w:r>
-      <w:r>
-        <w:rPr>
-          <w:rFonts w:ascii="TH SarabunPSK" w:hAnsi="TH SarabunPSK" w:cs="TH SarabunPSK" w:hint="cs"/>
-          <w:cs/>
-        </w:rPr>
-        <w:t>......................................</w:t>
-      </w:r>
-      <w:r>
-        <w:rPr>
-          <w:rFonts w:ascii="TH SarabunPSK" w:hAnsi="TH SarabunPSK" w:cs="TH SarabunPSK" w:hint="cs"/>
-          <w:cs/>
-        </w:rPr>
-        <w:t>......................................</w:t>
-      </w:r>
-      <w:r>
-        <w:rPr>
-          <w:rFonts w:ascii="TH SarabunPSK" w:hAnsi="TH SarabunPSK" w:cs="TH SarabunPSK" w:hint="cs"/>
-          <w:cs/>
-        </w:rPr>
-        <w:t>.....................</w:t>
-      </w:r>
-      <w:r>
-        <w:rPr>
-          <w:rFonts w:ascii="TH SarabunPSK" w:hAnsi="TH SarabunPSK" w:cs="TH SarabunPSK" w:hint="cs"/>
-          <w:cs/>
-        </w:rPr>
-        <w:t>........................................</w:t>
-      </w:r>
-    </w:p>
-    <w:p>
-      <w:pPr>
-        <w:tabs>
-          <w:tab w:val="left" w:pos="709"/>
-        </w:tabs>
-        <w:rPr>
-          <w:rFonts w:ascii="TH SarabunPSK" w:hAnsi="TH SarabunPSK" w:cs="TH SarabunPSK"/>
-        </w:rPr>
-      </w:pPr>
-      <w:r>
-        <w:rPr>
-          <w:rFonts w:ascii="TH SarabunPSK" w:hAnsi="TH SarabunPSK" w:cs="TH SarabunPSK"/>
-          <w:cs/>
-        </w:rPr>
-        <w:tab/>
-      </w:r>
-      <w:r>
-        <w:rPr>
-          <w:rFonts w:ascii="TH SarabunPSK" w:hAnsi="TH SarabunPSK" w:cs="TH SarabunPSK" w:hint="cs"/>
-          <w:cs/>
-        </w:rPr>
-        <w:t>3. ...................</w:t>
-      </w:r>
-      <w:r>
-        <w:rPr>
-          <w:rFonts w:ascii="TH SarabunPSK" w:hAnsi="TH SarabunPSK" w:cs="TH SarabunPSK" w:hint="cs"/>
-          <w:cs/>
-        </w:rPr>
-        <w:t>......................................</w:t>
-      </w:r>
-      <w:r>
-        <w:rPr>
-          <w:rFonts w:ascii="TH SarabunPSK" w:hAnsi="TH SarabunPSK" w:cs="TH SarabunPSK" w:hint="cs"/>
-          <w:cs/>
-        </w:rPr>
-        <w:t>......................................</w:t>
-      </w:r>
-      <w:r>
-        <w:rPr>
-          <w:rFonts w:ascii="TH SarabunPSK" w:hAnsi="TH SarabunPSK" w:cs="TH SarabunPSK" w:hint="cs"/>
-          <w:cs/>
-        </w:rPr>
-        <w:t>.....................</w:t>
-      </w:r>
-      <w:r>
-        <w:rPr>
-          <w:rFonts w:ascii="TH SarabunPSK" w:hAnsi="TH SarabunPSK" w:cs="TH SarabunPSK" w:hint="cs"/>
-          <w:cs/>
-        </w:rPr>
-        <w:t>........................................</w:t>
-      </w:r>
-    </w:p>
-    <w:p>
-      <w:pPr>
-        <w:tabs>
-          <w:tab w:val="left" w:pos="709"/>
-        </w:tabs>
-        <w:rPr>
-          <w:rFonts w:ascii="TH SarabunPSK" w:hAnsi="TH SarabunPSK" w:cs="TH SarabunPSK"/>
-        </w:rPr>
-      </w:pPr>
-      <w:r>
-        <w:rPr>
-          <w:rFonts w:ascii="TH SarabunPSK" w:hAnsi="TH SarabunPSK" w:cs="TH SarabunPSK"/>
-          <w:cs/>
-        </w:rPr>
-        <w:tab/>
-      </w:r>
-      <w:r>
-        <w:rPr>
-          <w:rFonts w:ascii="TH SarabunPSK" w:hAnsi="TH SarabunPSK" w:cs="TH SarabunPSK" w:hint="cs"/>
-          <w:cs/>
-        </w:rPr>
-        <w:t>4.</w:t>
-      </w:r>
-      <w:r>
-        <w:rPr>
-          <w:rFonts w:ascii="TH SarabunPSK" w:hAnsi="TH SarabunPSK" w:cs="TH SarabunPSK" w:hint="cs"/>
-        </w:rPr>
-        <w:t xml:space="preserve"> </w:t>
-      </w:r>
-      <w:r>
-        <w:rPr>
-          <w:rFonts w:ascii="TH SarabunPSK" w:hAnsi="TH SarabunPSK" w:cs="TH SarabunPSK" w:hint="cs"/>
-          <w:cs/>
-        </w:rPr>
-        <w:t>...................</w:t>
-      </w:r>
-      <w:r>
-        <w:rPr>
-          <w:rFonts w:ascii="TH SarabunPSK" w:hAnsi="TH SarabunPSK" w:cs="TH SarabunPSK" w:hint="cs"/>
-          <w:cs/>
-        </w:rPr>
-        <w:t>......................................</w:t>
-      </w:r>
-      <w:r>
-        <w:rPr>
-          <w:rFonts w:ascii="TH SarabunPSK" w:hAnsi="TH SarabunPSK" w:cs="TH SarabunPSK" w:hint="cs"/>
-          <w:cs/>
-        </w:rPr>
-        <w:t>......................................</w:t>
-      </w:r>
-      <w:r>
-        <w:rPr>
-          <w:rFonts w:ascii="TH SarabunPSK" w:hAnsi="TH SarabunPSK" w:cs="TH SarabunPSK" w:hint="cs"/>
-          <w:cs/>
-        </w:rPr>
-        <w:t>.....................</w:t>
-      </w:r>
-      <w:r>
-        <w:rPr>
-          <w:rFonts w:ascii="TH SarabunPSK" w:hAnsi="TH SarabunPSK" w:cs="TH SarabunPSK" w:hint="cs"/>
-          <w:cs/>
-        </w:rPr>
-        <w:t>........................................</w:t>
-      </w:r>
-    </w:p>
-    <w:p>
-      <w:pPr>
-        <w:tabs>
-          <w:tab w:val="left" w:pos="709"/>
-        </w:tabs>
-        <w:rPr>
-          <w:rFonts w:ascii="TH SarabunPSK" w:hAnsi="TH SarabunPSK" w:cs="TH SarabunPSK"/>
-        </w:rPr>
-      </w:pPr>
-      <w:r>
-        <w:rPr>
-          <w:rFonts w:ascii="TH SarabunPSK" w:hAnsi="TH SarabunPSK" w:cs="TH SarabunPSK"/>
-          <w:cs/>
-        </w:rPr>
-        <w:tab/>
-      </w:r>
-      <w:r>
-        <w:rPr>
-          <w:rFonts w:ascii="TH SarabunPSK" w:hAnsi="TH SarabunPSK" w:cs="TH SarabunPSK" w:hint="cs"/>
-          <w:cs/>
-        </w:rPr>
-        <w:t>5</w:t>
-      </w:r>
-      <w:r>
-        <w:rPr>
-          <w:rFonts w:ascii="TH SarabunPSK" w:hAnsi="TH SarabunPSK" w:cs="TH SarabunPSK" w:hint="cs"/>
-          <w:cs/>
-        </w:rPr>
-        <w:t>.</w:t>
-      </w:r>
-      <w:r>
-        <w:rPr>
-          <w:rFonts w:ascii="TH SarabunPSK" w:hAnsi="TH SarabunPSK" w:cs="TH SarabunPSK" w:hint="cs"/>
-        </w:rPr>
-        <w:t xml:space="preserve"> </w:t>
-      </w:r>
-      <w:r>
-        <w:rPr>
-          <w:rFonts w:ascii="TH SarabunPSK" w:hAnsi="TH SarabunPSK" w:cs="TH SarabunPSK" w:hint="cs"/>
-          <w:cs/>
-        </w:rPr>
-        <w:t>...................</w:t>
-      </w:r>
-      <w:r>
-        <w:rPr>
-          <w:rFonts w:ascii="TH SarabunPSK" w:hAnsi="TH SarabunPSK" w:cs="TH SarabunPSK" w:hint="cs"/>
-          <w:cs/>
-        </w:rPr>
-        <w:t>......................................</w:t>
-      </w:r>
-      <w:r>
-        <w:rPr>
-          <w:rFonts w:ascii="TH SarabunPSK" w:hAnsi="TH SarabunPSK" w:cs="TH SarabunPSK" w:hint="cs"/>
-          <w:cs/>
-        </w:rPr>
-        <w:t>......................................</w:t>
-      </w:r>
-      <w:r>
-        <w:rPr>
-          <w:rFonts w:ascii="TH SarabunPSK" w:hAnsi="TH SarabunPSK" w:cs="TH SarabunPSK" w:hint="cs"/>
-          <w:cs/>
-        </w:rPr>
-        <w:t>.....................</w:t>
-      </w:r>
-      <w:r>
-        <w:rPr>
-          <w:rFonts w:ascii="TH SarabunPSK" w:hAnsi="TH SarabunPSK" w:cs="TH SarabunPSK" w:hint="cs"/>
-          <w:cs/>
-        </w:rPr>
-        <w:t>........................................</w:t>
-      </w:r>
-    </w:p>
-    <w:p>
-      <w:pPr>
-        <w:tabs>
-          <w:tab w:val="left" w:pos="0"/>
-          <w:tab w:val="left" w:pos="1560"/>
-          <w:tab w:val="right" w:pos="9356"/>
-        </w:tabs>
-        <w:rPr>
-          <w:rFonts w:ascii="TH SarabunPSK" w:hAnsi="TH SarabunPSK" w:cs="TH SarabunPSK"/>
-          <w:color w:val="FFFFFF" w:themeColor="background1"/>
-          <w:sz w:val="20"/>
-          <w:szCs w:val="20"/>
-          <w:cs/>
-        </w:rPr>
-      </w:pPr>
-      <w:r>
-        <w:rPr>
-          <w:rFonts w:ascii="TH SarabunPSK" w:hAnsi="TH SarabunPSK" w:cs="TH SarabunPSK" w:hint="cs"/>
-          <w:color w:val="FFFFFF" w:themeColor="background1"/>
-          <w:sz w:val="20"/>
-          <w:szCs w:val="20"/>
-          <w:cs/>
-        </w:rPr>
-        <w:t xml:space="preserve">(เว้นระยะอักษร </w:t>
-      </w:r>
-      <w:r>
-        <w:rPr>
-          <w:rFonts w:ascii="TH SarabunPSK" w:hAnsi="TH SarabunPSK" w:cs="TH SarabunPSK"/>
-          <w:color w:val="FFFFFF" w:themeColor="background1"/>
-          <w:sz w:val="20"/>
-          <w:szCs w:val="20"/>
-        </w:rPr>
-        <w:t>10</w:t>
-      </w:r>
-      <w:r>
-        <w:rPr>
-          <w:rFonts w:ascii="TH SarabunPSK" w:hAnsi="TH SarabunPSK" w:cs="TH SarabunPSK" w:hint="cs"/>
-          <w:color w:val="FFFFFF" w:themeColor="background1"/>
-          <w:sz w:val="20"/>
-          <w:szCs w:val="20"/>
-          <w:cs/>
-        </w:rPr>
-        <w:t>)</w:t>
-      </w:r>
-    </w:p>
-    <w:p>
-      <w:pPr>
+        <w:ind w:firstLine="720"/>
         <w:rPr>
           <w:rFonts w:ascii="TH SarabunPSK" w:hAnsi="TH SarabunPSK" w:cs="TH SarabunPSK"/>
           <w:b/>
           <w:bCs/>
-        </w:rPr>
-      </w:pPr>
-      <w:r>
-        <w:rPr>
-          <w:rFonts w:ascii="TH SarabunPSK" w:hAnsi="TH SarabunPSK" w:cs="TH SarabunPSK" w:hint="cs"/>
-          <w:b/>
-          <w:bCs/>
-          <w:cs/>
-        </w:rPr>
-        <w:t>คำอธิบายรายวิชา</w:t>
-      </w:r>
-    </w:p>
-    <w:p>
-      <w:pPr>
-        <w:ind w:firstLine="720"/>
-        <w:rPr>
-          <w:rFonts w:ascii="TH SarabunPSK" w:hAnsi="TH SarabunPSK" w:cs="TH SarabunPSK"/>
-          <w:b/>
-          <w:bCs/>
-          <w:sz w:val="36"/>
-          <w:szCs w:val="36"/>
-          <w:cs/>
-        </w:rPr>
-      </w:pPr>
-      <w:r>
-        <w:rPr>
-          <w:rFonts w:ascii="TH SarabunPSK" w:hAnsi="TH SarabunPSK" w:cs="TH SarabunPSK" w:hint="cs"/>
-          <w:cs/>
-        </w:rPr>
-        <w:t>.................................................................................................................................</w:t>
-      </w:r>
-      <w:r>
-        <w:rPr>
-          <w:rFonts w:ascii="TH SarabunPSK" w:hAnsi="TH SarabunPSK" w:cs="TH SarabunPSK" w:hint="cs"/>
-          <w:cs/>
-        </w:rPr>
-        <w:t>......</w:t>
-      </w:r>
-      <w:r>
-        <w:rPr>
-          <w:rFonts w:ascii="TH SarabunPSK" w:hAnsi="TH SarabunPSK" w:cs="TH SarabunPSK" w:hint="cs"/>
-          <w:cs/>
-        </w:rPr>
-        <w:t>................................................................................................................................................................................</w:t>
-      </w:r>
-      <w:r>
-        <w:rPr>
-          <w:rFonts w:ascii="TH SarabunPSK" w:hAnsi="TH SarabunPSK" w:cs="TH SarabunPSK" w:hint="cs"/>
-          <w:cs/>
-        </w:rPr>
-        <w:t>......</w:t>
-      </w:r>
-      <w:r>
-        <w:rPr>
-          <w:rFonts w:ascii="TH SarabunPSK" w:hAnsi="TH SarabunPSK" w:cs="TH SarabunPSK" w:hint="cs"/>
-          <w:cs/>
-        </w:rPr>
-        <w:t>....................................................................................................................................................................................</w:t>
-      </w:r>
-      <w:r>
-        <w:rPr>
-          <w:rFonts w:ascii="TH SarabunPSK" w:hAnsi="TH SarabunPSK" w:cs="TH SarabunPSK" w:hint="cs"/>
-          <w:cs/>
-        </w:rPr>
-        <w:t>......</w:t>
-      </w:r>
-      <w:r>
-        <w:rPr>
-          <w:rFonts w:ascii="TH SarabunPSK" w:hAnsi="TH SarabunPSK" w:cs="TH SarabunPSK" w:hint="cs"/>
-          <w:cs/>
-        </w:rPr>
-        <w:t>.............................................................................................................................................................................</w:t>
-      </w:r>
-      <w:r>
-        <w:rPr>
-          <w:rFonts w:ascii="TH SarabunPSK" w:hAnsi="TH SarabunPSK" w:cs="TH SarabunPSK" w:hint="cs"/>
-          <w:cs/>
-        </w:rPr>
-        <w:t>......</w:t>
-      </w:r>
-      <w:r>
-        <w:rPr>
-          <w:rFonts w:ascii="TH SarabunPSK" w:hAnsi="TH SarabunPSK" w:cs="TH SarabunPSK" w:hint="cs"/>
-          <w:cs/>
-        </w:rPr>
-        <w:t>..............................................................................................................................................................................</w:t>
-      </w:r>
-      <w:r>
-        <w:rPr>
-          <w:rFonts w:ascii="TH SarabunPSK" w:hAnsi="TH SarabunPSK" w:cs="TH SarabunPSK" w:hint="cs"/>
-          <w:cs/>
-        </w:rPr>
-        <w:t>......</w:t>
-      </w:r>
-      <w:r>
-        <w:rPr>
-          <w:rFonts w:ascii="TH SarabunPSK" w:hAnsi="TH SarabunPSK" w:cs="TH SarabunPSK" w:hint="cs"/>
-          <w:cs/>
-        </w:rPr>
-        <w:t>..............................................................................................................................................................................</w:t>
-      </w:r>
-      <w:r>
-        <w:rPr>
-          <w:rFonts w:ascii="TH SarabunPSK" w:hAnsi="TH SarabunPSK" w:cs="TH SarabunPSK" w:hint="cs"/>
-          <w:cs/>
-        </w:rPr>
-        <w:t>......</w:t>
+          <w:color w:val="000000" w:themeColor="text1"/>
+          <w:cs/>
+        </w:rPr>
+      </w:pPr>
+      <w:r>
+        <w:rPr>
+          <w:rFonts w:ascii="TH SarabunPSK" w:hAnsi="TH SarabunPSK" w:cs="TH SarabunPSK" w:hint="cs"/>
+          <w:color w:val="000000" w:themeColor="text1"/>
+        </w:rPr>
+        <w:t>{description}</w:t>
       </w:r>
     </w:p>
     <w:p>
@@ -1618,7 +1050,7 @@
           <w:rFonts w:ascii="TH SarabunPSK" w:hAnsi="TH SarabunPSK" w:cs="TH SarabunPSK"/>
           <w:b/>
           <w:bCs/>
-          <w:u w:val="dotted"/>
+          <w:color w:val="000000" w:themeColor="text1"/>
         </w:rPr>
       </w:pPr>
       <w:r>
@@ -1626,112 +1058,76 @@
           <w:rFonts w:ascii="TH SarabunPSK" w:hAnsi="TH SarabunPSK" w:cs="TH SarabunPSK" w:hint="cs"/>
           <w:b/>
           <w:bCs/>
-          <w:cs/>
-        </w:rPr>
-        <w:t>รหัส</w:t>
-      </w:r>
-      <w:r>
-        <w:rPr>
-          <w:rFonts w:ascii="TH SarabunPSK" w:hAnsi="TH SarabunPSK" w:cs="TH SarabunPSK" w:hint="cs"/>
-          <w:u w:val="dotted"/>
-        </w:rPr>
-        <w:t xml:space="preserve">   </w:t>
-      </w:r>
-      <w:r>
-        <w:rPr>
-          <w:rFonts w:ascii="TH SarabunPSK" w:hAnsi="TH SarabunPSK" w:cs="TH SarabunPSK"/>
-          <w:u w:val="dotted"/>
-        </w:rPr>
-        <w:t xml:space="preserve">       </w:t>
-      </w:r>
-      <w:r>
-        <w:rPr>
-          <w:rFonts w:ascii="TH SarabunPSK" w:hAnsi="TH SarabunPSK" w:cs="TH SarabunPSK" w:hint="cs"/>
-          <w:u w:val="dotted"/>
-        </w:rPr>
-        <w:t xml:space="preserve">    </w:t>
+          <w:color w:val="000000" w:themeColor="text1"/>
+          <w:cs/>
+        </w:rPr>
+        <w:t xml:space="preserve">รหัส </w:t>
+      </w:r>
+      <w:r>
+        <w:rPr>
+          <w:rFonts w:ascii="TH SarabunPSK" w:hAnsi="TH SarabunPSK" w:cs="TH SarabunPSK" w:hint="cs"/>
+          <w:color w:val="000000" w:themeColor="text1"/>
+        </w:rPr>
+        <w:t>{</w:t>
+      </w:r>
+      <w:proofErr w:type="spellStart"/>
+      <w:r>
+        <w:rPr>
+          <w:rFonts w:ascii="TH SarabunPSK" w:hAnsi="TH SarabunPSK" w:cs="TH SarabunPSK" w:hint="cs"/>
+          <w:color w:val="000000" w:themeColor="text1"/>
+        </w:rPr>
+        <w:t>courseCode</w:t>
+      </w:r>
+      <w:proofErr w:type="spellEnd"/>
+      <w:r>
+        <w:rPr>
+          <w:rFonts w:ascii="TH SarabunPSK" w:hAnsi="TH SarabunPSK" w:cs="TH SarabunPSK" w:hint="cs"/>
+          <w:color w:val="000000" w:themeColor="text1"/>
+        </w:rPr>
+        <w:t>}</w:t>
+      </w:r>
+      <w:r>
+        <w:rPr>
+          <w:rFonts w:ascii="TH SarabunPSK" w:hAnsi="TH SarabunPSK" w:cs="TH SarabunPSK" w:hint="cs"/>
+          <w:color w:val="000000" w:themeColor="text1"/>
+          <w:sz w:val="20"/>
+          <w:szCs w:val="20"/>
+          <w:cs/>
+        </w:rPr>
+        <w:t xml:space="preserve"> </w:t>
       </w:r>
       <w:r>
         <w:rPr>
           <w:rFonts w:ascii="TH SarabunPSK" w:hAnsi="TH SarabunPSK" w:cs="TH SarabunPSK" w:hint="cs"/>
           <w:b/>
           <w:bCs/>
-          <w:cs/>
-        </w:rPr>
-        <w:t>ชื่อวิชา</w:t>
-      </w:r>
-      <w:r>
-        <w:rPr>
-          <w:rFonts w:ascii="TH SarabunPSK" w:hAnsi="TH SarabunPSK" w:cs="TH SarabunPSK" w:hint="cs"/>
-          <w:cs/>
-        </w:rPr>
-        <w:t xml:space="preserve"> </w:t>
-      </w:r>
-      <w:r>
-        <w:rPr>
-          <w:rFonts w:ascii="TH SarabunPSK" w:hAnsi="TH SarabunPSK" w:cs="TH SarabunPSK" w:hint="cs"/>
-          <w:u w:val="dotted"/>
-        </w:rPr>
-        <w:tab/>
-      </w:r>
-      <w:r>
-        <w:rPr>
-          <w:rFonts w:ascii="TH SarabunPSK" w:hAnsi="TH SarabunPSK" w:cs="TH SarabunPSK"/>
-          <w:u w:val="dotted"/>
-        </w:rPr>
-        <w:t xml:space="preserve"> </w:t>
-      </w:r>
-      <w:r>
-        <w:rPr>
-          <w:rFonts w:ascii="TH SarabunPSK" w:hAnsi="TH SarabunPSK" w:cs="TH SarabunPSK" w:hint="cs"/>
-          <w:u w:val="dotted"/>
-        </w:rPr>
-        <w:tab/>
-        <w:t xml:space="preserve">               </w:t>
-      </w:r>
-      <w:r>
-        <w:rPr>
-          <w:rFonts w:ascii="TH SarabunPSK" w:hAnsi="TH SarabunPSK" w:cs="TH SarabunPSK" w:hint="cs"/>
-          <w:u w:val="dotted"/>
-        </w:rPr>
-        <w:tab/>
-      </w:r>
-      <w:r>
-        <w:rPr>
-          <w:rFonts w:ascii="TH SarabunPSK" w:hAnsi="TH SarabunPSK" w:cs="TH SarabunPSK" w:hint="cs"/>
-          <w:u w:val="dotted"/>
-        </w:rPr>
-        <w:tab/>
-      </w:r>
-      <w:r>
-        <w:rPr>
-          <w:rFonts w:ascii="TH SarabunPSK" w:hAnsi="TH SarabunPSK" w:cs="TH SarabunPSK" w:hint="cs"/>
-          <w:u w:val="dotted"/>
-        </w:rPr>
-        <w:tab/>
-      </w:r>
-      <w:r>
-        <w:rPr>
-          <w:rFonts w:ascii="TH SarabunPSK" w:hAnsi="TH SarabunPSK" w:cs="TH SarabunPSK" w:hint="cs"/>
-          <w:u w:val="dotted"/>
-        </w:rPr>
-        <w:tab/>
-      </w:r>
-      <w:r>
-        <w:rPr>
-          <w:rFonts w:ascii="TH SarabunPSK" w:hAnsi="TH SarabunPSK" w:cs="TH SarabunPSK" w:hint="cs"/>
-          <w:u w:val="dotted"/>
-        </w:rPr>
-        <w:tab/>
-      </w:r>
-      <w:r>
-        <w:rPr>
-          <w:rFonts w:ascii="TH SarabunPSK" w:hAnsi="TH SarabunPSK" w:cs="TH SarabunPSK" w:hint="cs"/>
-          <w:color w:val="FFFFFF" w:themeColor="background1"/>
-          <w:u w:val="dotted"/>
-          <w:cs/>
-        </w:rPr>
-        <w:t>.</w:t>
+          <w:color w:val="000000" w:themeColor="text1"/>
+          <w:cs/>
+        </w:rPr>
+        <w:t xml:space="preserve">ชื่อวิชา </w:t>
+      </w:r>
+      <w:r>
+        <w:rPr>
+          <w:rFonts w:ascii="TH SarabunPSK" w:hAnsi="TH SarabunPSK" w:cs="TH SarabunPSK" w:hint="cs"/>
+          <w:color w:val="000000" w:themeColor="text1"/>
+        </w:rPr>
+        <w:t>{</w:t>
+      </w:r>
+      <w:proofErr w:type="spellStart"/>
+      <w:r>
+        <w:rPr>
+          <w:rFonts w:ascii="TH SarabunPSK" w:hAnsi="TH SarabunPSK" w:cs="TH SarabunPSK" w:hint="cs"/>
+          <w:color w:val="000000" w:themeColor="text1"/>
+        </w:rPr>
+        <w:t>courseName</w:t>
+      </w:r>
+      <w:proofErr w:type="spellEnd"/>
+      <w:r>
+        <w:rPr>
+          <w:rFonts w:ascii="TH SarabunPSK" w:hAnsi="TH SarabunPSK" w:cs="TH SarabunPSK" w:hint="cs"/>
+          <w:color w:val="000000" w:themeColor="text1"/>
+        </w:rPr>
+        <w:t>}</w:t>
       </w:r>
     </w:p>
     <w:p>
@@ -1741,6 +1137,7 @@
           <w:rFonts w:ascii="TH SarabunPSK" w:hAnsi="TH SarabunPSK" w:cs="TH SarabunPSK"/>
           <w:b/>
           <w:bCs/>
+          <w:color w:val="000000" w:themeColor="text1"/>
         </w:rPr>
       </w:pPr>
       <w:r>
@@ -1748,105 +1145,120 @@
           <w:rFonts w:ascii="TH SarabunPSK" w:hAnsi="TH SarabunPSK" w:cs="TH SarabunPSK" w:hint="cs"/>
           <w:b/>
           <w:bCs/>
-          <w:cs/>
-        </w:rPr>
-        <w:t>ทฤษฎี</w:t>
-      </w:r>
-      <w:r>
-        <w:rPr>
-          <w:rFonts w:ascii="TH SarabunPSK" w:hAnsi="TH SarabunPSK" w:cs="TH SarabunPSK" w:hint="cs"/>
-          <w:u w:val="dotted"/>
+          <w:color w:val="000000" w:themeColor="text1"/>
+          <w:cs/>
+        </w:rPr>
+        <w:t xml:space="preserve">ทฤษฎี </w:t>
+      </w:r>
+      <w:r>
+        <w:rPr>
+          <w:rFonts w:ascii="TH SarabunPSK" w:hAnsi="TH SarabunPSK" w:cs="TH SarabunPSK" w:hint="cs"/>
+          <w:color w:val="000000" w:themeColor="text1"/>
+        </w:rPr>
+        <w:t>{</w:t>
+      </w:r>
+      <w:proofErr w:type="spellStart"/>
+      <w:r>
+        <w:rPr>
+          <w:rFonts w:ascii="TH SarabunPSK" w:hAnsi="TH SarabunPSK" w:cs="TH SarabunPSK" w:hint="cs"/>
+          <w:color w:val="000000" w:themeColor="text1"/>
+        </w:rPr>
+        <w:t>theoryHours</w:t>
+      </w:r>
+      <w:proofErr w:type="spellEnd"/>
+      <w:r>
+        <w:rPr>
+          <w:rFonts w:ascii="TH SarabunPSK" w:hAnsi="TH SarabunPSK" w:cs="TH SarabunPSK" w:hint="cs"/>
+          <w:color w:val="000000" w:themeColor="text1"/>
+        </w:rPr>
+        <w:t>}</w:t>
+      </w:r>
+      <w:r>
+        <w:rPr>
+          <w:rFonts w:ascii="TH SarabunPSK" w:hAnsi="TH SarabunPSK" w:cs="TH SarabunPSK" w:hint="cs"/>
+          <w:color w:val="000000" w:themeColor="text1"/>
+          <w:sz w:val="20"/>
+          <w:szCs w:val="20"/>
           <w:cs/>
         </w:rPr>
         <w:t xml:space="preserve"> </w:t>
-      </w:r>
-      <w:r>
-        <w:rPr>
-          <w:rFonts w:ascii="TH SarabunPSK" w:hAnsi="TH SarabunPSK" w:cs="TH SarabunPSK" w:hint="cs"/>
-          <w:u w:val="dotted"/>
-          <w:cs/>
-        </w:rPr>
-        <w:t xml:space="preserve"> </w:t>
-      </w:r>
-      <w:r>
-        <w:rPr>
-          <w:rFonts w:ascii="TH SarabunPSK" w:hAnsi="TH SarabunPSK" w:cs="TH SarabunPSK" w:hint="cs"/>
-          <w:u w:val="dotted"/>
-          <w:cs/>
-        </w:rPr>
-        <w:t xml:space="preserve">    </w:t>
       </w:r>
       <w:r>
         <w:rPr>
           <w:rFonts w:ascii="TH SarabunPSK" w:hAnsi="TH SarabunPSK" w:cs="TH SarabunPSK" w:hint="cs"/>
           <w:b/>
           <w:bCs/>
-          <w:cs/>
-        </w:rPr>
-        <w:t>ชั่วโมง/สัปดาห์  ปฏิบัติ</w:t>
-      </w:r>
-      <w:r>
-        <w:rPr>
-          <w:rFonts w:ascii="TH SarabunPSK" w:hAnsi="TH SarabunPSK" w:cs="TH SarabunPSK" w:hint="cs"/>
-          <w:u w:val="dotted"/>
+          <w:color w:val="000000" w:themeColor="text1"/>
+          <w:cs/>
+        </w:rPr>
+        <w:t xml:space="preserve">ชั่วโมง/สัปดาห์  ปฏิบัติ </w:t>
+      </w:r>
+      <w:r>
+        <w:rPr>
+          <w:rFonts w:ascii="TH SarabunPSK" w:hAnsi="TH SarabunPSK" w:cs="TH SarabunPSK" w:hint="cs"/>
+          <w:color w:val="000000" w:themeColor="text1"/>
+        </w:rPr>
+        <w:t>{</w:t>
+      </w:r>
+      <w:proofErr w:type="spellStart"/>
+      <w:r>
+        <w:rPr>
+          <w:rFonts w:ascii="TH SarabunPSK" w:hAnsi="TH SarabunPSK" w:cs="TH SarabunPSK" w:hint="cs"/>
+          <w:color w:val="000000" w:themeColor="text1"/>
+        </w:rPr>
+        <w:t>practiceHours</w:t>
+      </w:r>
+      <w:proofErr w:type="spellEnd"/>
+      <w:r>
+        <w:rPr>
+          <w:rFonts w:ascii="TH SarabunPSK" w:hAnsi="TH SarabunPSK" w:cs="TH SarabunPSK" w:hint="cs"/>
+          <w:color w:val="000000" w:themeColor="text1"/>
+        </w:rPr>
+        <w:t>}</w:t>
+      </w:r>
+      <w:r>
+        <w:rPr>
+          <w:rFonts w:ascii="TH SarabunPSK" w:hAnsi="TH SarabunPSK" w:cs="TH SarabunPSK" w:hint="cs"/>
+          <w:color w:val="000000" w:themeColor="text1"/>
+          <w:sz w:val="20"/>
+          <w:szCs w:val="20"/>
           <w:cs/>
         </w:rPr>
         <w:t xml:space="preserve"> </w:t>
-      </w:r>
-      <w:r>
-        <w:rPr>
-          <w:rFonts w:ascii="TH SarabunPSK" w:hAnsi="TH SarabunPSK" w:cs="TH SarabunPSK" w:hint="cs"/>
-          <w:u w:val="dotted"/>
-          <w:cs/>
-        </w:rPr>
-        <w:t xml:space="preserve"> </w:t>
-      </w:r>
-      <w:r>
-        <w:rPr>
-          <w:rFonts w:ascii="TH SarabunPSK" w:hAnsi="TH SarabunPSK" w:cs="TH SarabunPSK" w:hint="cs"/>
-          <w:u w:val="dotted"/>
-          <w:cs/>
-        </w:rPr>
-        <w:t xml:space="preserve">    </w:t>
       </w:r>
       <w:r>
         <w:rPr>
           <w:rFonts w:ascii="TH SarabunPSK" w:hAnsi="TH SarabunPSK" w:cs="TH SarabunPSK" w:hint="cs"/>
           <w:b/>
           <w:bCs/>
-          <w:cs/>
-        </w:rPr>
-        <w:t>ชั่วโมง/สัปดาห์  จำนวน</w:t>
-      </w:r>
-      <w:r>
-        <w:rPr>
-          <w:rFonts w:ascii="TH SarabunPSK" w:hAnsi="TH SarabunPSK" w:cs="TH SarabunPSK" w:hint="cs"/>
-          <w:u w:val="dotted"/>
+          <w:color w:val="000000" w:themeColor="text1"/>
+          <w:cs/>
+        </w:rPr>
+        <w:t xml:space="preserve">ชั่วโมง/สัปดาห์  จำนวน </w:t>
+      </w:r>
+      <w:r>
+        <w:rPr>
+          <w:rFonts w:ascii="TH SarabunPSK" w:hAnsi="TH SarabunPSK" w:cs="TH SarabunPSK" w:hint="cs"/>
+          <w:color w:val="000000" w:themeColor="text1"/>
+        </w:rPr>
+        <w:t>{credits}</w:t>
+      </w:r>
+      <w:r>
+        <w:rPr>
+          <w:rFonts w:ascii="TH SarabunPSK" w:hAnsi="TH SarabunPSK" w:cs="TH SarabunPSK" w:hint="cs"/>
+          <w:color w:val="000000" w:themeColor="text1"/>
+          <w:sz w:val="20"/>
+          <w:szCs w:val="20"/>
           <w:cs/>
         </w:rPr>
         <w:t xml:space="preserve"> </w:t>
-      </w:r>
-      <w:r>
-        <w:rPr>
-          <w:rFonts w:ascii="TH SarabunPSK" w:hAnsi="TH SarabunPSK" w:cs="TH SarabunPSK" w:hint="cs"/>
-          <w:u w:val="dotted"/>
-          <w:cs/>
-        </w:rPr>
-        <w:t xml:space="preserve"> </w:t>
-      </w:r>
-      <w:r>
-        <w:rPr>
-          <w:rFonts w:ascii="TH SarabunPSK" w:hAnsi="TH SarabunPSK" w:cs="TH SarabunPSK" w:hint="cs"/>
-          <w:u w:val="dotted"/>
-          <w:cs/>
-        </w:rPr>
-        <w:t xml:space="preserve">    </w:t>
       </w:r>
       <w:r>
         <w:rPr>
           <w:rFonts w:ascii="TH SarabunPSK" w:hAnsi="TH SarabunPSK" w:cs="TH SarabunPSK" w:hint="cs"/>
           <w:b/>
           <w:bCs/>
+          <w:color w:val="000000" w:themeColor="text1"/>
           <w:cs/>
         </w:rPr>
         <w:t>หน่วยกิต</w:t>
@@ -4249,7 +3661,7 @@
           <w:rFonts w:ascii="TH SarabunPSK" w:hAnsi="TH SarabunPSK" w:cs="TH SarabunPSK"/>
           <w:b/>
           <w:bCs/>
-          <w:u w:val="dotted"/>
+          <w:color w:val="000000" w:themeColor="text1"/>
         </w:rPr>
       </w:pPr>
       <w:r>
@@ -4257,112 +3669,76 @@
           <w:rFonts w:ascii="TH SarabunPSK" w:hAnsi="TH SarabunPSK" w:cs="TH SarabunPSK" w:hint="cs"/>
           <w:b/>
           <w:bCs/>
-          <w:cs/>
-        </w:rPr>
-        <w:t>รหัส</w:t>
-      </w:r>
-      <w:r>
-        <w:rPr>
-          <w:rFonts w:ascii="TH SarabunPSK" w:hAnsi="TH SarabunPSK" w:cs="TH SarabunPSK" w:hint="cs"/>
-          <w:u w:val="dotted"/>
-        </w:rPr>
-        <w:t xml:space="preserve">   </w:t>
-      </w:r>
-      <w:r>
-        <w:rPr>
-          <w:rFonts w:ascii="TH SarabunPSK" w:hAnsi="TH SarabunPSK" w:cs="TH SarabunPSK"/>
-          <w:u w:val="dotted"/>
-        </w:rPr>
-        <w:t xml:space="preserve">    </w:t>
-      </w:r>
-      <w:r>
-        <w:rPr>
-          <w:rFonts w:ascii="TH SarabunPSK" w:hAnsi="TH SarabunPSK" w:cs="TH SarabunPSK" w:hint="cs"/>
-          <w:u w:val="dotted"/>
-        </w:rPr>
-        <w:t xml:space="preserve">    </w:t>
+          <w:color w:val="000000" w:themeColor="text1"/>
+          <w:cs/>
+        </w:rPr>
+        <w:t xml:space="preserve">รหัส </w:t>
+      </w:r>
+      <w:r>
+        <w:rPr>
+          <w:rFonts w:ascii="TH SarabunPSK" w:hAnsi="TH SarabunPSK" w:cs="TH SarabunPSK" w:hint="cs"/>
+          <w:color w:val="000000" w:themeColor="text1"/>
+        </w:rPr>
+        <w:t>{</w:t>
+      </w:r>
+      <w:proofErr w:type="spellStart"/>
+      <w:r>
+        <w:rPr>
+          <w:rFonts w:ascii="TH SarabunPSK" w:hAnsi="TH SarabunPSK" w:cs="TH SarabunPSK" w:hint="cs"/>
+          <w:color w:val="000000" w:themeColor="text1"/>
+        </w:rPr>
+        <w:t>courseCode</w:t>
+      </w:r>
+      <w:proofErr w:type="spellEnd"/>
+      <w:r>
+        <w:rPr>
+          <w:rFonts w:ascii="TH SarabunPSK" w:hAnsi="TH SarabunPSK" w:cs="TH SarabunPSK" w:hint="cs"/>
+          <w:color w:val="000000" w:themeColor="text1"/>
+        </w:rPr>
+        <w:t>}</w:t>
+      </w:r>
+      <w:r>
+        <w:rPr>
+          <w:rFonts w:ascii="TH SarabunPSK" w:hAnsi="TH SarabunPSK" w:cs="TH SarabunPSK" w:hint="cs"/>
+          <w:color w:val="000000" w:themeColor="text1"/>
+          <w:sz w:val="20"/>
+          <w:szCs w:val="20"/>
+          <w:cs/>
+        </w:rPr>
+        <w:t xml:space="preserve"> </w:t>
       </w:r>
       <w:r>
         <w:rPr>
           <w:rFonts w:ascii="TH SarabunPSK" w:hAnsi="TH SarabunPSK" w:cs="TH SarabunPSK" w:hint="cs"/>
           <w:b/>
           <w:bCs/>
-          <w:cs/>
-        </w:rPr>
-        <w:t>ชื่อวิชา</w:t>
-      </w:r>
-      <w:r>
-        <w:rPr>
-          <w:rFonts w:ascii="TH SarabunPSK" w:hAnsi="TH SarabunPSK" w:cs="TH SarabunPSK" w:hint="cs"/>
-          <w:cs/>
-        </w:rPr>
-        <w:t xml:space="preserve"> </w:t>
-      </w:r>
-      <w:r>
-        <w:rPr>
-          <w:rFonts w:ascii="TH SarabunPSK" w:hAnsi="TH SarabunPSK" w:cs="TH SarabunPSK" w:hint="cs"/>
-          <w:u w:val="dotted"/>
-        </w:rPr>
-        <w:tab/>
-      </w:r>
-      <w:r>
-        <w:rPr>
-          <w:rFonts w:ascii="TH SarabunPSK" w:hAnsi="TH SarabunPSK" w:cs="TH SarabunPSK"/>
-          <w:u w:val="dotted"/>
-        </w:rPr>
-        <w:t xml:space="preserve"> </w:t>
-      </w:r>
-      <w:r>
-        <w:rPr>
-          <w:rFonts w:ascii="TH SarabunPSK" w:hAnsi="TH SarabunPSK" w:cs="TH SarabunPSK" w:hint="cs"/>
-          <w:u w:val="dotted"/>
-        </w:rPr>
-        <w:tab/>
-        <w:t xml:space="preserve">               </w:t>
-      </w:r>
-      <w:r>
-        <w:rPr>
-          <w:rFonts w:ascii="TH SarabunPSK" w:hAnsi="TH SarabunPSK" w:cs="TH SarabunPSK" w:hint="cs"/>
-          <w:u w:val="dotted"/>
-        </w:rPr>
-        <w:tab/>
-      </w:r>
-      <w:r>
-        <w:rPr>
-          <w:rFonts w:ascii="TH SarabunPSK" w:hAnsi="TH SarabunPSK" w:cs="TH SarabunPSK" w:hint="cs"/>
-          <w:u w:val="dotted"/>
-        </w:rPr>
-        <w:tab/>
-      </w:r>
-      <w:r>
-        <w:rPr>
-          <w:rFonts w:ascii="TH SarabunPSK" w:hAnsi="TH SarabunPSK" w:cs="TH SarabunPSK" w:hint="cs"/>
-          <w:u w:val="dotted"/>
-        </w:rPr>
-        <w:tab/>
-      </w:r>
-      <w:r>
-        <w:rPr>
-          <w:rFonts w:ascii="TH SarabunPSK" w:hAnsi="TH SarabunPSK" w:cs="TH SarabunPSK" w:hint="cs"/>
-          <w:u w:val="dotted"/>
-        </w:rPr>
-        <w:tab/>
-      </w:r>
-      <w:r>
-        <w:rPr>
-          <w:rFonts w:ascii="TH SarabunPSK" w:hAnsi="TH SarabunPSK" w:cs="TH SarabunPSK" w:hint="cs"/>
-          <w:u w:val="dotted"/>
-        </w:rPr>
-        <w:tab/>
-      </w:r>
-      <w:r>
-        <w:rPr>
-          <w:rFonts w:ascii="TH SarabunPSK" w:hAnsi="TH SarabunPSK" w:cs="TH SarabunPSK" w:hint="cs"/>
-          <w:color w:val="FFFFFF" w:themeColor="background1"/>
-          <w:u w:val="dotted"/>
-          <w:cs/>
-        </w:rPr>
-        <w:t>.</w:t>
+          <w:color w:val="000000" w:themeColor="text1"/>
+          <w:cs/>
+        </w:rPr>
+        <w:t xml:space="preserve">ชื่อวิชา </w:t>
+      </w:r>
+      <w:r>
+        <w:rPr>
+          <w:rFonts w:ascii="TH SarabunPSK" w:hAnsi="TH SarabunPSK" w:cs="TH SarabunPSK" w:hint="cs"/>
+          <w:color w:val="000000" w:themeColor="text1"/>
+        </w:rPr>
+        <w:t>{</w:t>
+      </w:r>
+      <w:proofErr w:type="spellStart"/>
+      <w:r>
+        <w:rPr>
+          <w:rFonts w:ascii="TH SarabunPSK" w:hAnsi="TH SarabunPSK" w:cs="TH SarabunPSK" w:hint="cs"/>
+          <w:color w:val="000000" w:themeColor="text1"/>
+        </w:rPr>
+        <w:t>courseName</w:t>
+      </w:r>
+      <w:proofErr w:type="spellEnd"/>
+      <w:r>
+        <w:rPr>
+          <w:rFonts w:ascii="TH SarabunPSK" w:hAnsi="TH SarabunPSK" w:cs="TH SarabunPSK" w:hint="cs"/>
+          <w:color w:val="000000" w:themeColor="text1"/>
+        </w:rPr>
+        <w:t>}</w:t>
       </w:r>
     </w:p>
     <w:p>
@@ -4372,7 +3748,7 @@
           <w:rFonts w:ascii="TH SarabunPSK" w:hAnsi="TH SarabunPSK" w:cs="TH SarabunPSK"/>
           <w:b/>
           <w:bCs/>
-          <w:cs/>
+          <w:color w:val="000000" w:themeColor="text1"/>
         </w:rPr>
       </w:pPr>
       <w:r>
@@ -4380,105 +3756,120 @@
           <w:rFonts w:ascii="TH SarabunPSK" w:hAnsi="TH SarabunPSK" w:cs="TH SarabunPSK" w:hint="cs"/>
           <w:b/>
           <w:bCs/>
-          <w:cs/>
-        </w:rPr>
-        <w:t>ทฤษฎี</w:t>
-      </w:r>
-      <w:r>
-        <w:rPr>
-          <w:rFonts w:ascii="TH SarabunPSK" w:hAnsi="TH SarabunPSK" w:cs="TH SarabunPSK" w:hint="cs"/>
-          <w:u w:val="dotted"/>
+          <w:color w:val="000000" w:themeColor="text1"/>
+          <w:cs/>
+        </w:rPr>
+        <w:t xml:space="preserve">ทฤษฎี </w:t>
+      </w:r>
+      <w:r>
+        <w:rPr>
+          <w:rFonts w:ascii="TH SarabunPSK" w:hAnsi="TH SarabunPSK" w:cs="TH SarabunPSK" w:hint="cs"/>
+          <w:color w:val="000000" w:themeColor="text1"/>
+        </w:rPr>
+        <w:t>{</w:t>
+      </w:r>
+      <w:proofErr w:type="spellStart"/>
+      <w:r>
+        <w:rPr>
+          <w:rFonts w:ascii="TH SarabunPSK" w:hAnsi="TH SarabunPSK" w:cs="TH SarabunPSK" w:hint="cs"/>
+          <w:color w:val="000000" w:themeColor="text1"/>
+        </w:rPr>
+        <w:t>theoryHours</w:t>
+      </w:r>
+      <w:proofErr w:type="spellEnd"/>
+      <w:r>
+        <w:rPr>
+          <w:rFonts w:ascii="TH SarabunPSK" w:hAnsi="TH SarabunPSK" w:cs="TH SarabunPSK" w:hint="cs"/>
+          <w:color w:val="000000" w:themeColor="text1"/>
+        </w:rPr>
+        <w:t>}</w:t>
+      </w:r>
+      <w:r>
+        <w:rPr>
+          <w:rFonts w:ascii="TH SarabunPSK" w:hAnsi="TH SarabunPSK" w:cs="TH SarabunPSK" w:hint="cs"/>
+          <w:color w:val="000000" w:themeColor="text1"/>
+          <w:sz w:val="20"/>
+          <w:szCs w:val="20"/>
           <w:cs/>
         </w:rPr>
         <w:t xml:space="preserve"> </w:t>
-      </w:r>
-      <w:r>
-        <w:rPr>
-          <w:rFonts w:ascii="TH SarabunPSK" w:hAnsi="TH SarabunPSK" w:cs="TH SarabunPSK" w:hint="cs"/>
-          <w:u w:val="dotted"/>
-          <w:cs/>
-        </w:rPr>
-        <w:t xml:space="preserve"> </w:t>
-      </w:r>
-      <w:r>
-        <w:rPr>
-          <w:rFonts w:ascii="TH SarabunPSK" w:hAnsi="TH SarabunPSK" w:cs="TH SarabunPSK" w:hint="cs"/>
-          <w:u w:val="dotted"/>
-          <w:cs/>
-        </w:rPr>
-        <w:t xml:space="preserve">    </w:t>
       </w:r>
       <w:r>
         <w:rPr>
           <w:rFonts w:ascii="TH SarabunPSK" w:hAnsi="TH SarabunPSK" w:cs="TH SarabunPSK" w:hint="cs"/>
           <w:b/>
           <w:bCs/>
-          <w:cs/>
-        </w:rPr>
-        <w:t>ชั่วโมง/สัปดาห์  ปฏิบัติ</w:t>
-      </w:r>
-      <w:r>
-        <w:rPr>
-          <w:rFonts w:ascii="TH SarabunPSK" w:hAnsi="TH SarabunPSK" w:cs="TH SarabunPSK" w:hint="cs"/>
-          <w:u w:val="dotted"/>
+          <w:color w:val="000000" w:themeColor="text1"/>
+          <w:cs/>
+        </w:rPr>
+        <w:t xml:space="preserve">ชั่วโมง/สัปดาห์  ปฏิบัติ </w:t>
+      </w:r>
+      <w:r>
+        <w:rPr>
+          <w:rFonts w:ascii="TH SarabunPSK" w:hAnsi="TH SarabunPSK" w:cs="TH SarabunPSK" w:hint="cs"/>
+          <w:color w:val="000000" w:themeColor="text1"/>
+        </w:rPr>
+        <w:t>{</w:t>
+      </w:r>
+      <w:proofErr w:type="spellStart"/>
+      <w:r>
+        <w:rPr>
+          <w:rFonts w:ascii="TH SarabunPSK" w:hAnsi="TH SarabunPSK" w:cs="TH SarabunPSK" w:hint="cs"/>
+          <w:color w:val="000000" w:themeColor="text1"/>
+        </w:rPr>
+        <w:t>practiceHours</w:t>
+      </w:r>
+      <w:proofErr w:type="spellEnd"/>
+      <w:r>
+        <w:rPr>
+          <w:rFonts w:ascii="TH SarabunPSK" w:hAnsi="TH SarabunPSK" w:cs="TH SarabunPSK" w:hint="cs"/>
+          <w:color w:val="000000" w:themeColor="text1"/>
+        </w:rPr>
+        <w:t>}</w:t>
+      </w:r>
+      <w:r>
+        <w:rPr>
+          <w:rFonts w:ascii="TH SarabunPSK" w:hAnsi="TH SarabunPSK" w:cs="TH SarabunPSK" w:hint="cs"/>
+          <w:color w:val="000000" w:themeColor="text1"/>
+          <w:sz w:val="20"/>
+          <w:szCs w:val="20"/>
           <w:cs/>
         </w:rPr>
         <w:t xml:space="preserve"> </w:t>
-      </w:r>
-      <w:r>
-        <w:rPr>
-          <w:rFonts w:ascii="TH SarabunPSK" w:hAnsi="TH SarabunPSK" w:cs="TH SarabunPSK" w:hint="cs"/>
-          <w:u w:val="dotted"/>
-          <w:cs/>
-        </w:rPr>
-        <w:t xml:space="preserve"> </w:t>
-      </w:r>
-      <w:r>
-        <w:rPr>
-          <w:rFonts w:ascii="TH SarabunPSK" w:hAnsi="TH SarabunPSK" w:cs="TH SarabunPSK" w:hint="cs"/>
-          <w:u w:val="dotted"/>
-          <w:cs/>
-        </w:rPr>
-        <w:t xml:space="preserve">   </w:t>
       </w:r>
       <w:r>
         <w:rPr>
           <w:rFonts w:ascii="TH SarabunPSK" w:hAnsi="TH SarabunPSK" w:cs="TH SarabunPSK" w:hint="cs"/>
           <w:b/>
           <w:bCs/>
-          <w:cs/>
-        </w:rPr>
-        <w:t>ชั่วโมง/สัปดาห์  จำนวน</w:t>
-      </w:r>
-      <w:r>
-        <w:rPr>
-          <w:rFonts w:ascii="TH SarabunPSK" w:hAnsi="TH SarabunPSK" w:cs="TH SarabunPSK" w:hint="cs"/>
-          <w:u w:val="dotted"/>
+          <w:color w:val="000000" w:themeColor="text1"/>
+          <w:cs/>
+        </w:rPr>
+        <w:t xml:space="preserve">ชั่วโมง/สัปดาห์  จำนวน </w:t>
+      </w:r>
+      <w:r>
+        <w:rPr>
+          <w:rFonts w:ascii="TH SarabunPSK" w:hAnsi="TH SarabunPSK" w:cs="TH SarabunPSK" w:hint="cs"/>
+          <w:color w:val="000000" w:themeColor="text1"/>
+        </w:rPr>
+        <w:t>{credits}</w:t>
+      </w:r>
+      <w:r>
+        <w:rPr>
+          <w:rFonts w:ascii="TH SarabunPSK" w:hAnsi="TH SarabunPSK" w:cs="TH SarabunPSK" w:hint="cs"/>
+          <w:color w:val="000000" w:themeColor="text1"/>
+          <w:sz w:val="20"/>
+          <w:szCs w:val="20"/>
           <w:cs/>
         </w:rPr>
         <w:t xml:space="preserve"> </w:t>
-      </w:r>
-      <w:r>
-        <w:rPr>
-          <w:rFonts w:ascii="TH SarabunPSK" w:hAnsi="TH SarabunPSK" w:cs="TH SarabunPSK" w:hint="cs"/>
-          <w:u w:val="dotted"/>
-          <w:cs/>
-        </w:rPr>
-        <w:t xml:space="preserve"> </w:t>
-      </w:r>
-      <w:r>
-        <w:rPr>
-          <w:rFonts w:ascii="TH SarabunPSK" w:hAnsi="TH SarabunPSK" w:cs="TH SarabunPSK" w:hint="cs"/>
-          <w:u w:val="dotted"/>
-          <w:cs/>
-        </w:rPr>
-        <w:t xml:space="preserve">    </w:t>
       </w:r>
       <w:r>
         <w:rPr>
           <w:rFonts w:ascii="TH SarabunPSK" w:hAnsi="TH SarabunPSK" w:cs="TH SarabunPSK" w:hint="cs"/>
           <w:b/>
           <w:bCs/>
+          <w:color w:val="000000" w:themeColor="text1"/>
           <w:cs/>
         </w:rPr>
         <w:t>หน่วยกิต</w:t>
@@ -6162,12 +5553,14 @@
               <w:jc w:val="center"/>
               <w:rPr>
                 <w:rFonts w:ascii="TH SarabunPSK" w:hAnsi="TH SarabunPSK" w:cs="TH SarabunPSK"/>
-              </w:rPr>
-            </w:pPr>
-            <w:r>
-              <w:rPr>
-                <w:rFonts w:ascii="TH SarabunPSK" w:hAnsi="TH SarabunPSK" w:cs="TH SarabunPSK"/>
+                <w:color w:val="000000" w:themeColor="text1"/>
+              </w:rPr>
+            </w:pPr>
+            <w:r>
+              <w:rPr>
+                <w:rFonts w:ascii="TH SarabunPSK" w:hAnsi="TH SarabunPSK" w:cs="TH SarabunPSK" w:hint="cs"/>
                 <w:noProof/>
+                <w:color w:val="000000" w:themeColor="text1"/>
               </w:rPr>
               <w:lastRenderedPageBreak/>
               <w:drawing>
@@ -6230,18 +5623,18 @@
                 <w:bCs/>
                 <w:i w:val="0"/>
                 <w:iCs w:val="0"/>
-                <w:color w:val="auto"/>
-                <w:szCs w:val="32"/>
-              </w:rPr>
-            </w:pPr>
-            <w:r>
-              <w:rPr>
-                <w:rFonts w:ascii="TH SarabunPSK" w:hAnsi="TH SarabunPSK" w:cs="TH SarabunPSK"/>
+                <w:color w:val="000000" w:themeColor="text1"/>
+                <w:szCs w:val="32"/>
+              </w:rPr>
+            </w:pPr>
+            <w:r>
+              <w:rPr>
+                <w:rFonts w:ascii="TH SarabunPSK" w:hAnsi="TH SarabunPSK" w:cs="TH SarabunPSK" w:hint="cs"/>
                 <w:b/>
                 <w:bCs/>
                 <w:i w:val="0"/>
                 <w:iCs w:val="0"/>
-                <w:color w:val="auto"/>
+                <w:color w:val="000000" w:themeColor="text1"/>
                 <w:szCs w:val="32"/>
                 <w:cs/>
               </w:rPr>
@@ -6262,38 +5655,38 @@
                 <w:bCs/>
                 <w:i w:val="0"/>
                 <w:iCs w:val="0"/>
-                <w:color w:val="auto"/>
-                <w:szCs w:val="32"/>
-              </w:rPr>
-            </w:pPr>
-            <w:r>
-              <w:rPr>
-                <w:rFonts w:ascii="TH SarabunPSK" w:hAnsi="TH SarabunPSK" w:cs="TH SarabunPSK"/>
-                <w:i w:val="0"/>
-                <w:iCs w:val="0"/>
-                <w:color w:val="auto"/>
-                <w:szCs w:val="32"/>
-                <w:cs/>
-              </w:rPr>
-              <w:t>หน่วยที่</w:t>
-            </w:r>
+                <w:color w:val="000000" w:themeColor="text1"/>
+                <w:szCs w:val="32"/>
+              </w:rPr>
+            </w:pPr>
             <w:r>
               <w:rPr>
                 <w:rFonts w:ascii="TH SarabunPSK" w:hAnsi="TH SarabunPSK" w:cs="TH SarabunPSK" w:hint="cs"/>
                 <w:i w:val="0"/>
                 <w:iCs w:val="0"/>
-                <w:color w:val="auto"/>
+                <w:color w:val="000000" w:themeColor="text1"/>
                 <w:szCs w:val="32"/>
                 <w:cs/>
               </w:rPr>
-              <w:t xml:space="preserve"> </w:t>
-            </w:r>
-            <w:r>
-              <w:rPr>
-                <w:rFonts w:ascii="TH SarabunPSK" w:hAnsi="TH SarabunPSK" w:cs="TH SarabunPSK"/>
+              <w:t>หน่วยที่</w:t>
+            </w:r>
+            <w:r>
+              <w:rPr>
+                <w:rFonts w:ascii="TH SarabunPSK" w:hAnsi="TH SarabunPSK" w:cs="TH SarabunPSK" w:hint="cs"/>
                 <w:i w:val="0"/>
                 <w:iCs w:val="0"/>
-                <w:color w:val="auto"/>
+                <w:color w:val="000000" w:themeColor="text1"/>
+                <w:szCs w:val="32"/>
+                <w:cs/>
+              </w:rPr>
+              <w:t xml:space="preserve"> </w:t>
+            </w:r>
+            <w:r>
+              <w:rPr>
+                <w:rFonts w:ascii="TH SarabunPSK" w:hAnsi="TH SarabunPSK" w:cs="TH SarabunPSK" w:hint="cs"/>
+                <w:i w:val="0"/>
+                <w:iCs w:val="0"/>
+                <w:color w:val="000000" w:themeColor="text1"/>
                 <w:szCs w:val="32"/>
               </w:rPr>
               <w:t>…</w:t>
@@ -6314,6 +5707,7 @@
             <w:pPr>
               <w:rPr>
                 <w:rFonts w:ascii="TH SarabunPSK" w:hAnsi="TH SarabunPSK" w:cs="TH SarabunPSK"/>
+                <w:color w:val="000000" w:themeColor="text1"/>
               </w:rPr>
             </w:pPr>
           </w:p>
@@ -6330,113 +5724,176 @@
                 <w:rFonts w:ascii="TH SarabunPSK" w:hAnsi="TH SarabunPSK" w:cs="TH SarabunPSK"/>
                 <w:i w:val="0"/>
                 <w:iCs w:val="0"/>
-                <w:color w:val="auto"/>
-              </w:rPr>
-            </w:pPr>
-            <w:r>
-              <w:rPr>
-                <w:rFonts w:ascii="TH SarabunPSK" w:hAnsi="TH SarabunPSK" w:cs="TH SarabunPSK"/>
-                <w:i w:val="0"/>
-                <w:iCs w:val="0"/>
-                <w:color w:val="auto"/>
-                <w:cs/>
-              </w:rPr>
-              <w:t>รหัสวิชา</w:t>
-            </w:r>
-            <w:r>
-              <w:rPr>
-                <w:rFonts w:ascii="TH SarabunPSK" w:hAnsi="TH SarabunPSK" w:cs="TH SarabunPSK"/>
-                <w:i w:val="0"/>
-                <w:iCs w:val="0"/>
-                <w:color w:val="auto"/>
-              </w:rPr>
-              <w:t>…………………..</w:t>
-            </w:r>
-            <w:r>
-              <w:rPr>
-                <w:rFonts w:ascii="TH SarabunPSK" w:hAnsi="TH SarabunPSK" w:cs="TH SarabunPSK"/>
-                <w:i w:val="0"/>
-                <w:iCs w:val="0"/>
-                <w:color w:val="auto"/>
-                <w:cs/>
-              </w:rPr>
-              <w:t>ชื่อวิชา</w:t>
-            </w:r>
-            <w:r>
-              <w:rPr>
-                <w:rFonts w:ascii="TH SarabunPSK" w:hAnsi="TH SarabunPSK" w:cs="TH SarabunPSK"/>
-                <w:i w:val="0"/>
-                <w:iCs w:val="0"/>
-                <w:color w:val="auto"/>
-              </w:rPr>
-              <w:t>………………………………………………..</w:t>
-            </w:r>
-            <w:r>
-              <w:rPr>
-                <w:rFonts w:ascii="TH SarabunPSK" w:hAnsi="TH SarabunPSK" w:cs="TH SarabunPSK"/>
-                <w:i w:val="0"/>
-                <w:iCs w:val="0"/>
-                <w:color w:val="auto"/>
-              </w:rPr>
-              <w:t xml:space="preserve"> </w:t>
-            </w:r>
-            <w:r>
-              <w:rPr>
-                <w:rFonts w:ascii="TH SarabunPSK" w:hAnsi="TH SarabunPSK" w:cs="TH SarabunPSK"/>
-                <w:i w:val="0"/>
-                <w:iCs w:val="0"/>
-                <w:color w:val="auto"/>
-                <w:u w:val="dotted"/>
-              </w:rPr>
-              <w:t xml:space="preserve">        </w:t>
-            </w:r>
-          </w:p>
-        </w:tc>
-        <w:tc>
-          <w:tcPr>
-            <w:tcW w:w="1530" w:type="dxa"/>
-          </w:tcPr>
-          <w:p>
-            <w:pPr>
-              <w:pStyle w:val="Heading7"/>
-              <w:spacing w:before="0"/>
-              <w:rPr>
-                <w:rFonts w:ascii="TH SarabunPSK" w:hAnsi="TH SarabunPSK" w:cs="TH SarabunPSK"/>
-                <w:i w:val="0"/>
-                <w:iCs w:val="0"/>
-                <w:color w:val="auto"/>
-                <w:szCs w:val="32"/>
-                <w:u w:val="dotted"/>
-              </w:rPr>
-            </w:pPr>
-            <w:r>
-              <w:rPr>
-                <w:rFonts w:ascii="TH SarabunPSK" w:hAnsi="TH SarabunPSK" w:cs="TH SarabunPSK"/>
-                <w:i w:val="0"/>
-                <w:iCs w:val="0"/>
-                <w:color w:val="auto"/>
-                <w:szCs w:val="32"/>
-                <w:cs/>
-              </w:rPr>
-              <w:t>สอนครั้งที่</w:t>
-            </w:r>
+                <w:color w:val="000000" w:themeColor="text1"/>
+                <w:szCs w:val="32"/>
+              </w:rPr>
+            </w:pPr>
             <w:r>
               <w:rPr>
                 <w:rFonts w:ascii="TH SarabunPSK" w:hAnsi="TH SarabunPSK" w:cs="TH SarabunPSK" w:hint="cs"/>
                 <w:i w:val="0"/>
                 <w:iCs w:val="0"/>
-                <w:color w:val="auto"/>
+                <w:color w:val="000000" w:themeColor="text1"/>
                 <w:szCs w:val="32"/>
                 <w:cs/>
               </w:rPr>
-              <w:t xml:space="preserve"> </w:t>
-            </w:r>
-            <w:r>
-              <w:rPr>
-                <w:rFonts w:ascii="TH SarabunPSK" w:hAnsi="TH SarabunPSK" w:cs="TH SarabunPSK"/>
+              <w:t>รหัสวิชา</w:t>
+            </w:r>
+            <w:r>
+              <w:rPr>
+                <w:rFonts w:ascii="TH SarabunPSK" w:hAnsi="TH SarabunPSK" w:cs="TH SarabunPSK" w:hint="cs"/>
                 <w:i w:val="0"/>
                 <w:iCs w:val="0"/>
-                <w:color w:val="auto"/>
+                <w:color w:val="000000" w:themeColor="text1"/>
+                <w:szCs w:val="32"/>
+                <w:cs/>
+              </w:rPr>
+              <w:t xml:space="preserve"> </w:t>
+            </w:r>
+            <w:r>
+              <w:rPr>
+                <w:rFonts w:ascii="TH SarabunPSK" w:hAnsi="TH SarabunPSK" w:cs="TH SarabunPSK" w:hint="cs"/>
+                <w:i w:val="0"/>
+                <w:iCs w:val="0"/>
+                <w:color w:val="000000" w:themeColor="text1"/>
+                <w:szCs w:val="32"/>
+              </w:rPr>
+              <w:t>{</w:t>
+            </w:r>
+            <w:proofErr w:type="spellStart"/>
+            <w:r>
+              <w:rPr>
+                <w:rFonts w:ascii="TH SarabunPSK" w:hAnsi="TH SarabunPSK" w:cs="TH SarabunPSK" w:hint="cs"/>
+                <w:i w:val="0"/>
+                <w:iCs w:val="0"/>
+                <w:color w:val="000000" w:themeColor="text1"/>
+                <w:szCs w:val="32"/>
+              </w:rPr>
+              <w:t>courseCode</w:t>
+            </w:r>
+            <w:proofErr w:type="spellEnd"/>
+            <w:r>
+              <w:rPr>
+                <w:rFonts w:ascii="TH SarabunPSK" w:hAnsi="TH SarabunPSK" w:cs="TH SarabunPSK" w:hint="cs"/>
+                <w:i w:val="0"/>
+                <w:iCs w:val="0"/>
+                <w:color w:val="000000" w:themeColor="text1"/>
+                <w:szCs w:val="32"/>
+              </w:rPr>
+              <w:t>}</w:t>
+            </w:r>
+            <w:r>
+              <w:rPr>
+                <w:rFonts w:ascii="TH SarabunPSK" w:hAnsi="TH SarabunPSK" w:cs="TH SarabunPSK" w:hint="cs"/>
+                <w:i w:val="0"/>
+                <w:iCs w:val="0"/>
+                <w:color w:val="000000" w:themeColor="text1"/>
+                <w:szCs w:val="32"/>
+                <w:cs/>
+              </w:rPr>
+              <w:t xml:space="preserve"> </w:t>
+            </w:r>
+            <w:r>
+              <w:rPr>
+                <w:rFonts w:ascii="TH SarabunPSK" w:hAnsi="TH SarabunPSK" w:cs="TH SarabunPSK" w:hint="cs"/>
+                <w:i w:val="0"/>
+                <w:iCs w:val="0"/>
+                <w:color w:val="000000" w:themeColor="text1"/>
+                <w:szCs w:val="32"/>
+                <w:cs/>
+              </w:rPr>
+              <w:t>ชื่อวิชา</w:t>
+            </w:r>
+            <w:r>
+              <w:rPr>
+                <w:rFonts w:ascii="TH SarabunPSK" w:hAnsi="TH SarabunPSK" w:cs="TH SarabunPSK" w:hint="cs"/>
+                <w:i w:val="0"/>
+                <w:iCs w:val="0"/>
+                <w:color w:val="000000" w:themeColor="text1"/>
+                <w:szCs w:val="32"/>
+              </w:rPr>
+              <w:t xml:space="preserve"> {</w:t>
+            </w:r>
+            <w:proofErr w:type="spellStart"/>
+            <w:r>
+              <w:rPr>
+                <w:rFonts w:ascii="TH SarabunPSK" w:hAnsi="TH SarabunPSK" w:cs="TH SarabunPSK" w:hint="cs"/>
+                <w:i w:val="0"/>
+                <w:iCs w:val="0"/>
+                <w:color w:val="000000" w:themeColor="text1"/>
+                <w:szCs w:val="32"/>
+              </w:rPr>
+              <w:t>courseName</w:t>
+            </w:r>
+            <w:proofErr w:type="spellEnd"/>
+            <w:r>
+              <w:rPr>
+                <w:rFonts w:ascii="TH SarabunPSK" w:hAnsi="TH SarabunPSK" w:cs="TH SarabunPSK" w:hint="cs"/>
+                <w:i w:val="0"/>
+                <w:iCs w:val="0"/>
+                <w:color w:val="000000" w:themeColor="text1"/>
+                <w:szCs w:val="32"/>
+              </w:rPr>
+              <w:t>}</w:t>
+            </w:r>
+            <w:r>
+              <w:rPr>
+                <w:rFonts w:ascii="TH SarabunPSK" w:hAnsi="TH SarabunPSK" w:cs="TH SarabunPSK" w:hint="cs"/>
+                <w:i w:val="0"/>
+                <w:iCs w:val="0"/>
+                <w:color w:val="000000" w:themeColor="text1"/>
+                <w:szCs w:val="32"/>
+                <w:u w:val="dotted"/>
+              </w:rPr>
+              <w:t xml:space="preserve">     </w:t>
+            </w:r>
+          </w:p>
+        </w:tc>
+        <w:tc>
+          <w:tcPr>
+            <w:tcW w:w="1530" w:type="dxa"/>
+          </w:tcPr>
+          <w:p>
+            <w:pPr>
+              <w:pStyle w:val="Heading7"/>
+              <w:spacing w:before="0"/>
+              <w:rPr>
+                <w:rFonts w:ascii="TH SarabunPSK" w:hAnsi="TH SarabunPSK" w:cs="TH SarabunPSK"/>
+                <w:i w:val="0"/>
+                <w:iCs w:val="0"/>
+                <w:color w:val="000000" w:themeColor="text1"/>
+                <w:szCs w:val="32"/>
+                <w:u w:val="dotted"/>
+              </w:rPr>
+            </w:pPr>
+            <w:r>
+              <w:rPr>
+                <w:rFonts w:ascii="TH SarabunPSK" w:hAnsi="TH SarabunPSK" w:cs="TH SarabunPSK" w:hint="cs"/>
+                <w:i w:val="0"/>
+                <w:iCs w:val="0"/>
+                <w:color w:val="000000" w:themeColor="text1"/>
+                <w:szCs w:val="32"/>
+                <w:cs/>
+              </w:rPr>
+              <w:t>สอนครั้งที่</w:t>
+            </w:r>
+            <w:r>
+              <w:rPr>
+                <w:rFonts w:ascii="TH SarabunPSK" w:hAnsi="TH SarabunPSK" w:cs="TH SarabunPSK" w:hint="cs"/>
+                <w:i w:val="0"/>
+                <w:iCs w:val="0"/>
+                <w:color w:val="000000" w:themeColor="text1"/>
+                <w:szCs w:val="32"/>
+                <w:cs/>
+              </w:rPr>
+              <w:t xml:space="preserve"> </w:t>
+            </w:r>
+            <w:r>
+              <w:rPr>
+                <w:rFonts w:ascii="TH SarabunPSK" w:hAnsi="TH SarabunPSK" w:cs="TH SarabunPSK" w:hint="cs"/>
+                <w:i w:val="0"/>
+                <w:iCs w:val="0"/>
+                <w:color w:val="000000" w:themeColor="text1"/>
                 <w:szCs w:val="32"/>
               </w:rPr>
               <w:t>…</w:t>
@@ -6458,6 +5915,7 @@
             <w:pPr>
               <w:rPr>
                 <w:rFonts w:ascii="TH SarabunPSK" w:hAnsi="TH SarabunPSK" w:cs="TH SarabunPSK"/>
+                <w:color w:val="000000" w:themeColor="text1"/>
               </w:rPr>
             </w:pPr>
           </w:p>
@@ -6470,16 +5928,54 @@
             <w:pPr>
               <w:pStyle w:val="NoSpacing"/>
               <w:rPr>
+                <w:rFonts w:ascii="TH SarabunPSK" w:hAnsi="TH SarabunPSK" w:cs="TH SarabunPSK"/>
+                <w:color w:val="000000" w:themeColor="text1"/>
+                <w:szCs w:val="32"/>
                 <w:cs/>
               </w:rPr>
             </w:pPr>
             <w:r>
               <w:rPr>
-                <w:rFonts w:ascii="TH SarabunPSK" w:eastAsiaTheme="majorEastAsia" w:hAnsi="TH SarabunPSK" w:cs="TH SarabunPSK"/>
+                <w:rFonts w:ascii="TH SarabunPSK" w:eastAsiaTheme="majorEastAsia" w:hAnsi="TH SarabunPSK" w:cs="TH SarabunPSK" w:hint="cs"/>
+                <w:color w:val="000000" w:themeColor="text1"/>
                 <w:szCs w:val="32"/>
                 <w:cs/>
               </w:rPr>
-              <w:t>ชื่อหน่วยการเรียนรู้................................................</w:t>
+              <w:t>ชื่อหน่วยการเรียนรู้</w:t>
+            </w:r>
+            <w:r>
+              <w:rPr>
+                <w:rFonts w:ascii="TH SarabunPSK" w:eastAsiaTheme="majorEastAsia" w:hAnsi="TH SarabunPSK" w:cs="TH SarabunPSK" w:hint="cs"/>
+                <w:color w:val="000000" w:themeColor="text1"/>
+                <w:szCs w:val="32"/>
+              </w:rPr>
+              <w:t xml:space="preserve"> </w:t>
+            </w:r>
+            <w:r>
+              <w:rPr>
+                <w:rFonts w:ascii="TH SarabunPSK" w:hAnsi="TH SarabunPSK" w:cs="TH SarabunPSK" w:hint="cs"/>
+                <w:color w:val="000000" w:themeColor="text1"/>
+                <w:szCs w:val="32"/>
+              </w:rPr>
+              <w:t>{</w:t>
+            </w:r>
+            <w:proofErr w:type="spellStart"/>
+            <w:r>
+              <w:rPr>
+                <w:rFonts w:ascii="TH SarabunPSK" w:hAnsi="TH SarabunPSK" w:cs="TH SarabunPSK" w:hint="cs"/>
+                <w:color w:val="000000" w:themeColor="text1"/>
+                <w:szCs w:val="32"/>
+              </w:rPr>
+              <w:t>unitName</w:t>
+            </w:r>
+            <w:proofErr w:type="spellEnd"/>
+            <w:r>
+              <w:rPr>
+                <w:rFonts w:ascii="TH SarabunPSK" w:hAnsi="TH SarabunPSK" w:cs="TH SarabunPSK" w:hint="cs"/>
+                <w:color w:val="000000" w:themeColor="text1"/>
+                <w:szCs w:val="32"/>
+              </w:rPr>
+              <w:t>}</w:t>
             </w:r>
           </w:p>
         </w:tc>
@@ -6496,16 +5992,16 @@
                 <w:rFonts w:ascii="TH SarabunPSK" w:hAnsi="TH SarabunPSK" w:cs="TH SarabunPSK"/>
                 <w:i w:val="0"/>
                 <w:iCs w:val="0"/>
-                <w:color w:val="auto"/>
-                <w:szCs w:val="32"/>
-              </w:rPr>
-            </w:pPr>
-            <w:r>
-              <w:rPr>
-                <w:rFonts w:ascii="TH SarabunPSK" w:hAnsi="TH SarabunPSK" w:cs="TH SarabunPSK"/>
+                <w:color w:val="000000" w:themeColor="text1"/>
+                <w:szCs w:val="32"/>
+              </w:rPr>
+            </w:pPr>
+            <w:r>
+              <w:rPr>
+                <w:rFonts w:ascii="TH SarabunPSK" w:hAnsi="TH SarabunPSK" w:cs="TH SarabunPSK" w:hint="cs"/>
                 <w:i w:val="0"/>
                 <w:iCs w:val="0"/>
-                <w:color w:val="auto"/>
+                <w:color w:val="000000" w:themeColor="text1"/>
                 <w:szCs w:val="32"/>
                 <w:cs/>
               </w:rPr>
@@ -6513,41 +6009,73 @@
             </w:r>
             <w:r>
               <w:rPr>
-                <w:rFonts w:ascii="TH SarabunPSK" w:hAnsi="TH SarabunPSK" w:cs="TH SarabunPSK"/>
+                <w:rFonts w:ascii="TH SarabunPSK" w:hAnsi="TH SarabunPSK" w:cs="TH SarabunPSK" w:hint="cs"/>
                 <w:i w:val="0"/>
                 <w:iCs w:val="0"/>
-                <w:color w:val="auto"/>
+                <w:color w:val="000000" w:themeColor="text1"/>
                 <w:szCs w:val="32"/>
               </w:rPr>
               <w:t xml:space="preserve"> </w:t>
             </w:r>
             <w:r>
               <w:rPr>
-                <w:rFonts w:ascii="TH SarabunPSK" w:hAnsi="TH SarabunPSK" w:cs="TH SarabunPSK"/>
+                <w:rFonts w:ascii="TH SarabunPSK" w:hAnsi="TH SarabunPSK" w:cs="TH SarabunPSK" w:hint="cs"/>
                 <w:i w:val="0"/>
                 <w:iCs w:val="0"/>
-                <w:color w:val="auto"/>
-                <w:szCs w:val="32"/>
-              </w:rPr>
-              <w:t xml:space="preserve">… </w:t>
-            </w:r>
-            <w:r>
-              <w:rPr>
-                <w:rFonts w:ascii="TH SarabunPSK" w:hAnsi="TH SarabunPSK" w:cs="TH SarabunPSK"/>
+                <w:color w:val="000000" w:themeColor="text1"/>
+                <w:szCs w:val="32"/>
+              </w:rPr>
+              <w:t>{</w:t>
+            </w:r>
+            <w:proofErr w:type="spellStart"/>
+            <w:r>
+              <w:rPr>
+                <w:rFonts w:ascii="TH SarabunPSK" w:hAnsi="TH SarabunPSK" w:cs="TH SarabunPSK" w:hint="cs"/>
                 <w:i w:val="0"/>
                 <w:iCs w:val="0"/>
-                <w:color w:val="auto"/>
-                <w:szCs w:val="32"/>
-                <w:cs/>
-              </w:rPr>
-              <w:t>ชม.</w:t>
-            </w:r>
-            <w:r>
-              <w:rPr>
-                <w:rFonts w:ascii="TH SarabunPSK" w:hAnsi="TH SarabunPSK" w:cs="TH SarabunPSK"/>
+                <w:color w:val="000000" w:themeColor="text1"/>
+                <w:szCs w:val="32"/>
+              </w:rPr>
+              <w:t>unitTheory</w:t>
+            </w:r>
+            <w:proofErr w:type="spellEnd"/>
+            <w:r>
+              <w:rPr>
+                <w:rFonts w:ascii="TH SarabunPSK" w:hAnsi="TH SarabunPSK" w:cs="TH SarabunPSK" w:hint="cs"/>
                 <w:i w:val="0"/>
                 <w:iCs w:val="0"/>
-                <w:color w:val="auto"/>
+                <w:color w:val="000000" w:themeColor="text1"/>
+                <w:szCs w:val="32"/>
+              </w:rPr>
+              <w:t>}</w:t>
+            </w:r>
+            <w:r>
+              <w:rPr>
+                <w:rFonts w:ascii="TH SarabunPSK" w:hAnsi="TH SarabunPSK" w:cs="TH SarabunPSK" w:hint="cs"/>
+                <w:i w:val="0"/>
+                <w:iCs w:val="0"/>
+                <w:color w:val="000000" w:themeColor="text1"/>
+                <w:szCs w:val="32"/>
+              </w:rPr>
+              <w:t xml:space="preserve"> </w:t>
+            </w:r>
+            <w:r>
+              <w:rPr>
+                <w:rFonts w:ascii="TH SarabunPSK" w:hAnsi="TH SarabunPSK" w:cs="TH SarabunPSK" w:hint="cs"/>
+                <w:i w:val="0"/>
+                <w:iCs w:val="0"/>
+                <w:color w:val="000000" w:themeColor="text1"/>
+                <w:szCs w:val="32"/>
+                <w:cs/>
+              </w:rPr>
+              <w:t>ชม.</w:t>
+            </w:r>
+            <w:r>
+              <w:rPr>
+                <w:rFonts w:ascii="TH SarabunPSK" w:hAnsi="TH SarabunPSK" w:cs="TH SarabunPSK" w:hint="cs"/>
+                <w:i w:val="0"/>
+                <w:iCs w:val="0"/>
+                <w:color w:val="000000" w:themeColor="text1"/>
                 <w:szCs w:val="32"/>
               </w:rPr>
               <w:t xml:space="preserve"> </w:t>
@@ -6561,17 +6089,17 @@
                 <w:rFonts w:ascii="TH SarabunPSK" w:hAnsi="TH SarabunPSK" w:cs="TH SarabunPSK"/>
                 <w:i w:val="0"/>
                 <w:iCs w:val="0"/>
-                <w:color w:val="auto"/>
+                <w:color w:val="000000" w:themeColor="text1"/>
                 <w:szCs w:val="32"/>
                 <w:cs/>
               </w:rPr>
             </w:pPr>
             <w:r>
               <w:rPr>
-                <w:rFonts w:ascii="TH SarabunPSK" w:hAnsi="TH SarabunPSK" w:cs="TH SarabunPSK"/>
+                <w:rFonts w:ascii="TH SarabunPSK" w:hAnsi="TH SarabunPSK" w:cs="TH SarabunPSK" w:hint="cs"/>
                 <w:i w:val="0"/>
                 <w:iCs w:val="0"/>
-                <w:color w:val="auto"/>
+                <w:color w:val="000000" w:themeColor="text1"/>
                 <w:szCs w:val="32"/>
                 <w:cs/>
               </w:rPr>
@@ -6579,30 +6107,62 @@
             </w:r>
             <w:r>
               <w:rPr>
-                <w:rFonts w:ascii="TH SarabunPSK" w:hAnsi="TH SarabunPSK" w:cs="TH SarabunPSK"/>
+                <w:rFonts w:ascii="TH SarabunPSK" w:hAnsi="TH SarabunPSK" w:cs="TH SarabunPSK" w:hint="cs"/>
                 <w:i w:val="0"/>
                 <w:iCs w:val="0"/>
-                <w:color w:val="auto"/>
+                <w:color w:val="000000" w:themeColor="text1"/>
                 <w:szCs w:val="32"/>
               </w:rPr>
               <w:t xml:space="preserve"> </w:t>
             </w:r>
             <w:r>
               <w:rPr>
-                <w:rFonts w:ascii="TH SarabunPSK" w:hAnsi="TH SarabunPSK" w:cs="TH SarabunPSK"/>
+                <w:rFonts w:ascii="TH SarabunPSK" w:hAnsi="TH SarabunPSK" w:cs="TH SarabunPSK" w:hint="cs"/>
                 <w:i w:val="0"/>
                 <w:iCs w:val="0"/>
-                <w:color w:val="auto"/>
-                <w:szCs w:val="32"/>
-              </w:rPr>
-              <w:t xml:space="preserve">… </w:t>
-            </w:r>
-            <w:r>
-              <w:rPr>
-                <w:rFonts w:ascii="TH SarabunPSK" w:hAnsi="TH SarabunPSK" w:cs="TH SarabunPSK"/>
+                <w:color w:val="000000" w:themeColor="text1"/>
+                <w:szCs w:val="32"/>
+              </w:rPr>
+              <w:t>{</w:t>
+            </w:r>
+            <w:proofErr w:type="spellStart"/>
+            <w:r>
+              <w:rPr>
+                <w:rFonts w:ascii="TH SarabunPSK" w:hAnsi="TH SarabunPSK" w:cs="TH SarabunPSK" w:hint="cs"/>
                 <w:i w:val="0"/>
                 <w:iCs w:val="0"/>
-                <w:color w:val="auto"/>
+                <w:color w:val="000000" w:themeColor="text1"/>
+                <w:szCs w:val="32"/>
+              </w:rPr>
+              <w:t>unitPractice</w:t>
+            </w:r>
+            <w:proofErr w:type="spellEnd"/>
+            <w:r>
+              <w:rPr>
+                <w:rFonts w:ascii="TH SarabunPSK" w:hAnsi="TH SarabunPSK" w:cs="TH SarabunPSK" w:hint="cs"/>
+                <w:i w:val="0"/>
+                <w:iCs w:val="0"/>
+                <w:color w:val="000000" w:themeColor="text1"/>
+                <w:szCs w:val="32"/>
+              </w:rPr>
+              <w:t>}</w:t>
+            </w:r>
+            <w:r>
+              <w:rPr>
+                <w:rFonts w:ascii="TH SarabunPSK" w:hAnsi="TH SarabunPSK" w:cs="TH SarabunPSK" w:hint="cs"/>
+                <w:i w:val="0"/>
+                <w:iCs w:val="0"/>
+                <w:color w:val="000000" w:themeColor="text1"/>
+                <w:szCs w:val="32"/>
+              </w:rPr>
+              <w:t xml:space="preserve"> </w:t>
+            </w:r>
+            <w:r>
+              <w:rPr>
+                <w:rFonts w:ascii="TH SarabunPSK" w:hAnsi="TH SarabunPSK" w:cs="TH SarabunPSK" w:hint="cs"/>
+                <w:i w:val="0"/>
+                <w:iCs w:val="0"/>
+                <w:color w:val="000000" w:themeColor="text1"/>
                 <w:szCs w:val="32"/>
                 <w:cs/>
               </w:rPr>
@@ -6625,61 +6185,71 @@
                 <w:rFonts w:ascii="TH SarabunPSK" w:hAnsi="TH SarabunPSK" w:cs="TH SarabunPSK"/>
                 <w:i w:val="0"/>
                 <w:iCs w:val="0"/>
-                <w:color w:val="auto"/>
+                <w:color w:val="000000" w:themeColor="text1"/>
                 <w:szCs w:val="32"/>
                 <w:cs/>
               </w:rPr>
             </w:pPr>
             <w:r>
               <w:rPr>
-                <w:rFonts w:ascii="TH SarabunPSK" w:hAnsi="TH SarabunPSK" w:cs="TH SarabunPSK"/>
+                <w:rFonts w:ascii="TH SarabunPSK" w:hAnsi="TH SarabunPSK" w:cs="TH SarabunPSK" w:hint="cs"/>
                 <w:i w:val="0"/>
                 <w:iCs w:val="0"/>
-                <w:color w:val="auto"/>
+                <w:color w:val="000000" w:themeColor="text1"/>
                 <w:szCs w:val="32"/>
                 <w:cs/>
               </w:rPr>
-              <w:t xml:space="preserve">ชื่อเรื่อง/งาน...........................................................  </w:t>
-            </w:r>
-            <w:r>
-              <w:rPr>
-                <w:rFonts w:ascii="TH SarabunPSK" w:hAnsi="TH SarabunPSK" w:cs="TH SarabunPSK"/>
+              <w:t>ชื่อเรื่อง/งาน</w:t>
+            </w:r>
+            <w:r>
+              <w:rPr>
+                <w:rFonts w:ascii="TH SarabunPSK" w:hAnsi="TH SarabunPSK" w:cs="TH SarabunPSK" w:hint="cs"/>
                 <w:i w:val="0"/>
                 <w:iCs w:val="0"/>
-                <w:color w:val="auto"/>
-                <w:szCs w:val="32"/>
-                <w:cs/>
-              </w:rPr>
-              <w:tab/>
-            </w:r>
-            <w:r>
-              <w:rPr>
-                <w:rFonts w:ascii="TH SarabunPSK" w:hAnsi="TH SarabunPSK" w:cs="TH SarabunPSK"/>
+                <w:color w:val="000000" w:themeColor="text1"/>
+                <w:szCs w:val="32"/>
+              </w:rPr>
+              <w:t xml:space="preserve"> {</w:t>
+            </w:r>
+            <w:proofErr w:type="spellStart"/>
+            <w:r>
+              <w:rPr>
+                <w:rFonts w:ascii="TH SarabunPSK" w:hAnsi="TH SarabunPSK" w:cs="TH SarabunPSK" w:hint="cs"/>
                 <w:i w:val="0"/>
                 <w:iCs w:val="0"/>
-                <w:color w:val="auto"/>
-                <w:szCs w:val="32"/>
-                <w:cs/>
-              </w:rPr>
-              <w:tab/>
-            </w:r>
-            <w:r>
-              <w:rPr>
-                <w:rFonts w:ascii="TH SarabunPSK" w:hAnsi="TH SarabunPSK" w:cs="TH SarabunPSK"/>
+                <w:color w:val="000000" w:themeColor="text1"/>
+                <w:szCs w:val="32"/>
+              </w:rPr>
+              <w:t>unitTopics</w:t>
+            </w:r>
+            <w:proofErr w:type="spellEnd"/>
+            <w:r>
+              <w:rPr>
+                <w:rFonts w:ascii="TH SarabunPSK" w:hAnsi="TH SarabunPSK" w:cs="TH SarabunPSK" w:hint="cs"/>
                 <w:i w:val="0"/>
                 <w:iCs w:val="0"/>
-                <w:color w:val="auto"/>
-                <w:szCs w:val="32"/>
-                <w:cs/>
-              </w:rPr>
-              <w:tab/>
-            </w:r>
-            <w:r>
-              <w:rPr>
-                <w:rFonts w:ascii="TH SarabunPSK" w:hAnsi="TH SarabunPSK" w:cs="TH SarabunPSK"/>
+                <w:color w:val="000000" w:themeColor="text1"/>
+                <w:szCs w:val="32"/>
+              </w:rPr>
+              <w:t>}</w:t>
+            </w:r>
+            <w:r>
+              <w:rPr>
+                <w:rFonts w:ascii="TH SarabunPSK" w:hAnsi="TH SarabunPSK" w:cs="TH SarabunPSK" w:hint="cs"/>
                 <w:i w:val="0"/>
                 <w:iCs w:val="0"/>
-                <w:color w:val="auto"/>
+                <w:color w:val="000000" w:themeColor="text1"/>
+                <w:szCs w:val="32"/>
+                <w:cs/>
+              </w:rPr>
+              <w:tab/>
+            </w:r>
+            <w:r>
+              <w:rPr>
+                <w:rFonts w:ascii="TH SarabunPSK" w:hAnsi="TH SarabunPSK" w:cs="TH SarabunPSK" w:hint="cs"/>
+                <w:i w:val="0"/>
+                <w:iCs w:val="0"/>
+                <w:color w:val="000000" w:themeColor="text1"/>
                 <w:szCs w:val="32"/>
                 <w:cs/>
               </w:rPr>
@@ -6700,7 +6270,7 @@
                 <w:rFonts w:ascii="TH SarabunPSK" w:hAnsi="TH SarabunPSK" w:cs="TH SarabunPSK"/>
                 <w:i w:val="0"/>
                 <w:iCs w:val="0"/>
-                <w:color w:val="auto"/>
+                <w:color w:val="000000" w:themeColor="text1"/>
                 <w:szCs w:val="32"/>
                 <w:cs/>
               </w:rPr>
@@ -6738,22 +6308,16 @@
     </w:p>
     <w:p>
       <w:pPr>
-        <w:ind w:right="282"/>
-        <w:rPr>
-          <w:rFonts w:ascii="TH SarabunPSK" w:hAnsi="TH SarabunPSK" w:cs="TH SarabunPSK"/>
-        </w:rPr>
-      </w:pPr>
-      <w:r>
-        <w:rPr>
-          <w:rFonts w:ascii="TH SarabunPSK" w:hAnsi="TH SarabunPSK" w:cs="TH SarabunPSK"/>
-        </w:rPr>
-        <w:tab/>
-      </w:r>
-      <w:r>
-        <w:rPr>
-          <w:rFonts w:ascii="TH SarabunPSK" w:hAnsi="TH SarabunPSK" w:cs="TH SarabunPSK"/>
-        </w:rPr>
-        <w:t>………………………………………………………………………………………………………………………………………………………………………………………………………………………………………………………………………………………………………………</w:t>
+        <w:ind w:right="282" w:firstLine="567"/>
+        <w:rPr>
+          <w:rFonts w:ascii="TH SarabunPSK" w:hAnsi="TH SarabunPSK" w:cs="TH SarabunPSK"/>
+        </w:rPr>
+      </w:pPr>
+      <w:r>
+        <w:rPr>
+          <w:rFonts w:ascii="TH SarabunPSK" w:hAnsi="TH SarabunPSK" w:cs="TH SarabunPSK"/>
+        </w:rPr>
+        <w:t>{outcome}</w:t>
       </w:r>
     </w:p>
     <w:p>
@@ -6993,35 +6557,21 @@
       </w:pPr>
       <w:r>
         <w:rPr>
-          <w:rFonts w:ascii="TH SarabunPSK" w:hAnsi="TH SarabunPSK" w:cs="TH SarabunPSK"/>
+          <w:rFonts w:ascii="TH SarabunPSK" w:hAnsi="TH SarabunPSK" w:cs="TH SarabunPSK" w:hint="cs"/>
         </w:rPr>
         <w:t>3.1</w:t>
       </w:r>
       <w:r>
         <w:rPr>
-          <w:rFonts w:ascii="TH SarabunPSK" w:hAnsi="TH SarabunPSK" w:cs="TH SarabunPSK"/>
+          <w:rFonts w:ascii="TH SarabunPSK" w:hAnsi="TH SarabunPSK" w:cs="TH SarabunPSK" w:hint="cs"/>
         </w:rPr>
         <w:t xml:space="preserve"> </w:t>
       </w:r>
       <w:r>
         <w:rPr>
-          <w:rFonts w:ascii="TH SarabunPSK" w:hAnsi="TH SarabunPSK" w:cs="TH SarabunPSK"/>
-        </w:rPr>
-        <w:t>………………………………………………………………………………………………………………………</w:t>
-      </w:r>
-      <w:proofErr w:type="gramStart"/>
-      <w:r>
-        <w:rPr>
-          <w:rFonts w:ascii="TH SarabunPSK" w:hAnsi="TH SarabunPSK" w:cs="TH SarabunPSK"/>
-        </w:rPr>
-        <w:t>…..</w:t>
-      </w:r>
-      <w:proofErr w:type="gramEnd"/>
-      <w:r>
-        <w:rPr>
-          <w:rFonts w:ascii="TH SarabunPSK" w:hAnsi="TH SarabunPSK" w:cs="TH SarabunPSK"/>
-        </w:rPr>
-        <w:t>……………</w:t>
+          <w:rFonts w:ascii="TH SarabunPSK" w:hAnsi="TH SarabunPSK" w:cs="TH SarabunPSK" w:hint="cs"/>
+        </w:rPr>
+        <w:t>{comp1}</w:t>
       </w:r>
     </w:p>
     <w:p>
@@ -7033,29 +6583,27 @@
       </w:pPr>
       <w:r>
         <w:rPr>
-          <w:rFonts w:ascii="TH SarabunPSK" w:hAnsi="TH SarabunPSK" w:cs="TH SarabunPSK"/>
+          <w:rFonts w:ascii="TH SarabunPSK" w:hAnsi="TH SarabunPSK" w:cs="TH SarabunPSK" w:hint="cs"/>
         </w:rPr>
         <w:t>3.2</w:t>
       </w:r>
       <w:r>
         <w:rPr>
-          <w:rFonts w:ascii="TH SarabunPSK" w:hAnsi="TH SarabunPSK" w:cs="TH SarabunPSK"/>
-        </w:rPr>
-        <w:t>………………………………………………………………………………………………………………………</w:t>
-      </w:r>
-      <w:proofErr w:type="gramStart"/>
-      <w:r>
-        <w:rPr>
-          <w:rFonts w:ascii="TH SarabunPSK" w:hAnsi="TH SarabunPSK" w:cs="TH SarabunPSK"/>
-        </w:rPr>
-        <w:t>…..</w:t>
-      </w:r>
-      <w:proofErr w:type="gramEnd"/>
-      <w:r>
-        <w:rPr>
-          <w:rFonts w:ascii="TH SarabunPSK" w:hAnsi="TH SarabunPSK" w:cs="TH SarabunPSK"/>
-        </w:rPr>
-        <w:t>……………</w:t>
+          <w:rFonts w:ascii="TH SarabunPSK" w:hAnsi="TH SarabunPSK" w:cs="TH SarabunPSK" w:hint="cs"/>
+        </w:rPr>
+        <w:t xml:space="preserve"> {comp</w:t>
+      </w:r>
+      <w:r>
+        <w:rPr>
+          <w:rFonts w:ascii="TH SarabunPSK" w:hAnsi="TH SarabunPSK" w:cs="TH SarabunPSK"/>
+        </w:rPr>
+        <w:t>2</w:t>
+      </w:r>
+      <w:r>
+        <w:rPr>
+          <w:rFonts w:ascii="TH SarabunPSK" w:hAnsi="TH SarabunPSK" w:cs="TH SarabunPSK" w:hint="cs"/>
+        </w:rPr>
+        <w:t>}</w:t>
       </w:r>
     </w:p>
     <w:p>
@@ -7110,21 +6658,7 @@
         <w:rPr>
           <w:rFonts w:ascii="TH SarabunPSK" w:hAnsi="TH SarabunPSK" w:cs="TH SarabunPSK"/>
         </w:rPr>
-        <w:t>………………………………………………………………………………………………………………………</w:t>
-      </w:r>
-      <w:proofErr w:type="gramStart"/>
-      <w:r>
-        <w:rPr>
-          <w:rFonts w:ascii="TH SarabunPSK" w:hAnsi="TH SarabunPSK" w:cs="TH SarabunPSK"/>
-        </w:rPr>
-        <w:t>…..</w:t>
-      </w:r>
-      <w:proofErr w:type="gramEnd"/>
-      <w:r>
-        <w:rPr>
-          <w:rFonts w:ascii="TH SarabunPSK" w:hAnsi="TH SarabunPSK" w:cs="TH SarabunPSK"/>
-        </w:rPr>
-        <w:t>……………</w:t>
+        <w:t xml:space="preserve"> {obj41}</w:t>
       </w:r>
     </w:p>
     <w:p>
@@ -7132,7 +6666,6 @@
         <w:ind w:right="282" w:firstLine="567"/>
         <w:rPr>
           <w:rFonts w:ascii="TH SarabunPSK" w:hAnsi="TH SarabunPSK" w:cs="TH SarabunPSK"/>
-          <w:u w:val="dotted"/>
         </w:rPr>
       </w:pPr>
       <w:r>
@@ -7145,21 +6678,19 @@
         <w:rPr>
           <w:rFonts w:ascii="TH SarabunPSK" w:hAnsi="TH SarabunPSK" w:cs="TH SarabunPSK"/>
         </w:rPr>
-        <w:t>………………………………………………………………………………………………………………………</w:t>
-      </w:r>
-      <w:proofErr w:type="gramStart"/>
-      <w:r>
-        <w:rPr>
-          <w:rFonts w:ascii="TH SarabunPSK" w:hAnsi="TH SarabunPSK" w:cs="TH SarabunPSK"/>
-        </w:rPr>
-        <w:t>…..</w:t>
-      </w:r>
-      <w:proofErr w:type="gramEnd"/>
-      <w:r>
-        <w:rPr>
-          <w:rFonts w:ascii="TH SarabunPSK" w:hAnsi="TH SarabunPSK" w:cs="TH SarabunPSK"/>
-        </w:rPr>
-        <w:t>……………</w:t>
+        <w:t xml:space="preserve"> {obj4</w:t>
+      </w:r>
+      <w:r>
+        <w:rPr>
+          <w:rFonts w:ascii="TH SarabunPSK" w:hAnsi="TH SarabunPSK" w:cs="TH SarabunPSK"/>
+        </w:rPr>
+        <w:t>2</w:t>
+      </w:r>
+      <w:r>
+        <w:rPr>
+          <w:rFonts w:ascii="TH SarabunPSK" w:hAnsi="TH SarabunPSK" w:cs="TH SarabunPSK"/>
+        </w:rPr>
+        <w:t>}</w:t>
       </w:r>
     </w:p>
     <w:p>
@@ -7167,7 +6698,6 @@
         <w:ind w:right="282" w:firstLine="567"/>
         <w:rPr>
           <w:rFonts w:ascii="TH SarabunPSK" w:hAnsi="TH SarabunPSK" w:cs="TH SarabunPSK"/>
-          <w:u w:val="dotted"/>
         </w:rPr>
       </w:pPr>
       <w:r>
@@ -7180,21 +6710,25 @@
         <w:rPr>
           <w:rFonts w:ascii="TH SarabunPSK" w:hAnsi="TH SarabunPSK" w:cs="TH SarabunPSK"/>
         </w:rPr>
-        <w:t>………………………………………………………………………………………………………………………</w:t>
-      </w:r>
-      <w:proofErr w:type="gramStart"/>
-      <w:r>
-        <w:rPr>
-          <w:rFonts w:ascii="TH SarabunPSK" w:hAnsi="TH SarabunPSK" w:cs="TH SarabunPSK"/>
-        </w:rPr>
-        <w:t>…..</w:t>
-      </w:r>
-      <w:proofErr w:type="gramEnd"/>
-      <w:r>
-        <w:rPr>
-          <w:rFonts w:ascii="TH SarabunPSK" w:hAnsi="TH SarabunPSK" w:cs="TH SarabunPSK"/>
-        </w:rPr>
-        <w:t>……………</w:t>
+        <w:t xml:space="preserve"> </w:t>
+      </w:r>
+      <w:r>
+        <w:rPr>
+          <w:rFonts w:ascii="TH SarabunPSK" w:hAnsi="TH SarabunPSK" w:cs="TH SarabunPSK"/>
+        </w:rPr>
+        <w:t>{obj4</w:t>
+      </w:r>
+      <w:r>
+        <w:rPr>
+          <w:rFonts w:ascii="TH SarabunPSK" w:hAnsi="TH SarabunPSK" w:cs="TH SarabunPSK"/>
+        </w:rPr>
+        <w:t>3</w:t>
+      </w:r>
+      <w:r>
+        <w:rPr>
+          <w:rFonts w:ascii="TH SarabunPSK" w:hAnsi="TH SarabunPSK" w:cs="TH SarabunPSK"/>
+        </w:rPr>
+        <w:t>}</w:t>
       </w:r>
     </w:p>
     <w:p>
@@ -7202,7 +6736,6 @@
         <w:ind w:right="282" w:firstLine="567"/>
         <w:rPr>
           <w:rFonts w:ascii="TH SarabunPSK" w:hAnsi="TH SarabunPSK" w:cs="TH SarabunPSK"/>
-          <w:u w:val="dotted"/>
         </w:rPr>
       </w:pPr>
       <w:r>
@@ -7221,21 +6754,25 @@
         <w:rPr>
           <w:rFonts w:ascii="TH SarabunPSK" w:hAnsi="TH SarabunPSK" w:cs="TH SarabunPSK"/>
         </w:rPr>
-        <w:t>………………………………………………………………………………………………………………………</w:t>
-      </w:r>
-      <w:proofErr w:type="gramStart"/>
-      <w:r>
-        <w:rPr>
-          <w:rFonts w:ascii="TH SarabunPSK" w:hAnsi="TH SarabunPSK" w:cs="TH SarabunPSK"/>
-        </w:rPr>
-        <w:t>…..</w:t>
-      </w:r>
-      <w:proofErr w:type="gramEnd"/>
-      <w:r>
-        <w:rPr>
-          <w:rFonts w:ascii="TH SarabunPSK" w:hAnsi="TH SarabunPSK" w:cs="TH SarabunPSK"/>
-        </w:rPr>
-        <w:t>……………</w:t>
+        <w:t xml:space="preserve"> </w:t>
+      </w:r>
+      <w:r>
+        <w:rPr>
+          <w:rFonts w:ascii="TH SarabunPSK" w:hAnsi="TH SarabunPSK" w:cs="TH SarabunPSK"/>
+        </w:rPr>
+        <w:t>{obj4</w:t>
+      </w:r>
+      <w:r>
+        <w:rPr>
+          <w:rFonts w:ascii="TH SarabunPSK" w:hAnsi="TH SarabunPSK" w:cs="TH SarabunPSK"/>
+        </w:rPr>
+        <w:t>4</w:t>
+      </w:r>
+      <w:r>
+        <w:rPr>
+          <w:rFonts w:ascii="TH SarabunPSK" w:hAnsi="TH SarabunPSK" w:cs="TH SarabunPSK"/>
+        </w:rPr>
+        <w:t>}</w:t>
       </w:r>
     </w:p>
     <w:p>
@@ -7282,7 +6819,7 @@
         <w:rPr>
           <w:rFonts w:ascii="TH SarabunPSK" w:hAnsi="TH SarabunPSK" w:cs="TH SarabunPSK"/>
         </w:rPr>
-        <w:t>………………………………………………………………………………………………………………………………………………………………………………………………………………………………………………………………………………………………………………</w:t>
+        <w:t>{concept}</w:t>
       </w:r>
     </w:p>
     <w:p>
@@ -7358,23 +6895,6 @@
           <w:rFonts w:ascii="TH SarabunPSK" w:hAnsi="TH SarabunPSK" w:cs="TH SarabunPSK"/>
         </w:rPr>
         <w:t>………………………………………………………………………………………………………………………………………………………………………………………………………………………………………………………………………………………………………………</w:t>
-      </w:r>
-    </w:p>
-    <w:p>
-      <w:pPr>
-        <w:rPr>
-          <w:rFonts w:ascii="TH SarabunPSK" w:hAnsi="TH SarabunPSK" w:cs="TH SarabunPSK"/>
-          <w:b/>
-          <w:bCs/>
-        </w:rPr>
-      </w:pPr>
-      <w:r>
-        <w:rPr>
-          <w:rFonts w:ascii="TH SarabunPSK" w:hAnsi="TH SarabunPSK" w:cs="TH SarabunPSK"/>
-          <w:b/>
-          <w:bCs/>
-        </w:rPr>
-        <w:br w:type="page"/>
       </w:r>
     </w:p>
     <w:p>
